--- a/Flare_Progress_Report.docx
+++ b/Flare_Progress_Report.docx
@@ -2,6 +2,8 @@
 <file path=word/document.xml><?xml version="1.0" encoding="utf-8"?>
 <w:document xmlns:wpc="http://schemas.microsoft.com/office/word/2010/wordprocessingCanvas" xmlns:mo="http://schemas.microsoft.com/office/mac/office/2008/main" xmlns:mc="http://schemas.openxmlformats.org/markup-compatibility/2006" xmlns:mv="urn:schemas-microsoft-com:mac:vml" xmlns:o="urn:schemas-microsoft-com:office:office" xmlns:r="http://schemas.openxmlformats.org/officeDocument/2006/relationships" xmlns:m="http://schemas.openxmlformats.org/officeDocument/2006/math" xmlns:v="urn:schemas-microsoft-com:vml" xmlns:wp14="http://schemas.microsoft.com/office/word/2010/wordprocessingDrawing" xmlns:wp="http://schemas.openxmlformats.org/drawingml/2006/wordprocessingDrawing" xmlns:w10="urn:schemas-microsoft-com:office:word" xmlns:w="http://schemas.openxmlformats.org/wordprocessingml/2006/main" xmlns:w14="http://schemas.microsoft.com/office/word/2010/wordml" xmlns:wpg="http://schemas.microsoft.com/office/word/2010/wordprocessingGroup" xmlns:wpi="http://schemas.microsoft.com/office/word/2010/wordprocessingInk" xmlns:wne="http://schemas.microsoft.com/office/word/2006/wordml" xmlns:wps="http://schemas.microsoft.com/office/word/2010/wordprocessingShape" mc:Ignorable="w14 wp14">
   <w:body>
+    <w:p/>
+    <w:p/>
     <w:p>
       <w:pPr>
         <w:jc w:val="center"/>
@@ -10,9 +12,9 @@
         <w:rPr>
           <w:b/>
           <w:color w:val="1A1A2E"/>
-          <w:sz w:val="48"/>
+          <w:sz w:val="72"/>
         </w:rPr>
-        <w:t>Flare 開発進捗レポート</w:t>
+        <w:t>Flare</w:t>
       </w:r>
     </w:p>
     <w:p>
@@ -22,12 +24,42 @@
       <w:r>
         <w:rPr>
           <w:color w:val="666666"/>
-          <w:sz w:val="24"/>
+          <w:sz w:val="32"/>
         </w:rPr>
-        <w:t>v0.1.0  —  2026年03月19日</w:t>
+        <w:t>Template-First Web Component Language</w:t>
       </w:r>
     </w:p>
     <w:p/>
+    <w:p>
+      <w:pPr>
+        <w:jc w:val="center"/>
+      </w:pPr>
+      <w:r>
+        <w:rPr>
+          <w:b/>
+          <w:color w:val="1A1A2E"/>
+          <w:sz w:val="28"/>
+        </w:rPr>
+        <w:t>開発進捗レポート v2</w:t>
+      </w:r>
+    </w:p>
+    <w:p>
+      <w:pPr>
+        <w:jc w:val="center"/>
+      </w:pPr>
+      <w:r>
+        <w:rPr>
+          <w:color w:val="666666"/>
+          <w:sz w:val="22"/>
+        </w:rPr>
+        <w:t>2026年03月19日  |  v0.1.0  |  全432テスト合格</w:t>
+      </w:r>
+    </w:p>
+    <w:p>
+      <w:r>
+        <w:br w:type="page"/>
+      </w:r>
+    </w:p>
     <w:p>
       <w:pPr>
         <w:pStyle w:val="Heading1"/>
@@ -38,12 +70,874 @@
     </w:p>
     <w:p>
       <w:r>
-        <w:t>Flare は .flare ファイルからネイティブ Web Components を生成するテンプレートファーストな言語です。コンパイラ、CLI、VSCode拡張、Viteプラグイン、ルーター、状態管理、UIコンポーネントライブラリの7パッケージ構成モノレポとして開発が進行中です。</w:t>
+        <w:t>Flare は .flare ファイルからネイティブ Web Components を生成するテンプレートファーストな言語です。単一ファイルコンポーネント（&lt;meta&gt;, &lt;script&gt;, &lt;template&gt;, &lt;style&gt;）を5フェーズのコンパイルパイプラインで処理し、標準準拠の Custom Elements クラスを出力します。</w:t>
       </w:r>
     </w:p>
     <w:p>
       <w:r>
-        <w:t>現時点で全432テストが合格しており、コンパイラのスループットは約44,800コンパイル/秒を達成しています。ロードマップ上の主要機能はほぼ実装完了し、残る課題はCSS Modules強化とRustコンパイラ移植のみです。</w:t>
+        <w:t>現在7パッケージ構成のモノレポとして開発が進行中で、コンパイラ、CLI、VSCode拡張、Viteプラグイン、SPAルーター、状態管理ライブラリ、UIコンポーネントライブラリを含みます。全432テストが合格しており、コンパイラのスループットは約43,500コンパイル/秒を達成しています。</w:t>
+      </w:r>
+    </w:p>
+    <w:p>
+      <w:pPr>
+        <w:pStyle w:val="Heading3"/>
+      </w:pPr>
+      <w:r>
+        <w:t>主要指標</w:t>
+      </w:r>
+    </w:p>
+    <w:tbl>
+      <w:tblPr>
+        <w:tblStyle w:val="LightGrid-Accent1"/>
+        <w:tblW w:type="auto" w:w="0"/>
+        <w:jc w:val="center"/>
+        <w:tblLook w:firstColumn="1" w:firstRow="1" w:lastColumn="0" w:lastRow="0" w:noHBand="0" w:noVBand="1" w:val="04A0"/>
+      </w:tblPr>
+      <w:tblGrid>
+        <w:gridCol w:w="2351"/>
+        <w:gridCol w:w="2351"/>
+        <w:gridCol w:w="2351"/>
+        <w:gridCol w:w="2351"/>
+      </w:tblGrid>
+      <w:tr>
+        <w:tc>
+          <w:tcPr>
+            <w:tcW w:type="dxa" w:w="1984"/>
+          </w:tcPr>
+          <w:p>
+            <w:r>
+              <w:rPr>
+                <w:b/>
+                <w:sz w:val="18"/>
+              </w:rPr>
+              <w:t>指標</w:t>
+            </w:r>
+          </w:p>
+        </w:tc>
+        <w:tc>
+          <w:tcPr>
+            <w:tcW w:type="dxa" w:w="1701"/>
+          </w:tcPr>
+          <w:p>
+            <w:r>
+              <w:rPr>
+                <w:b/>
+                <w:sz w:val="18"/>
+              </w:rPr>
+              <w:t>値</w:t>
+            </w:r>
+          </w:p>
+        </w:tc>
+        <w:tc>
+          <w:tcPr>
+            <w:tcW w:type="dxa" w:w="1984"/>
+          </w:tcPr>
+          <w:p>
+            <w:r>
+              <w:rPr>
+                <w:b/>
+                <w:sz w:val="18"/>
+              </w:rPr>
+              <w:t>指標</w:t>
+            </w:r>
+          </w:p>
+        </w:tc>
+        <w:tc>
+          <w:tcPr>
+            <w:tcW w:type="dxa" w:w="1701"/>
+          </w:tcPr>
+          <w:p>
+            <w:r>
+              <w:rPr>
+                <w:b/>
+                <w:sz w:val="18"/>
+              </w:rPr>
+              <w:t>値</w:t>
+            </w:r>
+          </w:p>
+        </w:tc>
+      </w:tr>
+      <w:tr>
+        <w:tc>
+          <w:tcPr>
+            <w:tcW w:type="dxa" w:w="1984"/>
+          </w:tcPr>
+          <w:p>
+            <w:r>
+              <w:rPr>
+                <w:sz w:val="18"/>
+              </w:rPr>
+              <w:t>総テスト数</w:t>
+            </w:r>
+          </w:p>
+        </w:tc>
+        <w:tc>
+          <w:tcPr>
+            <w:tcW w:type="dxa" w:w="1701"/>
+          </w:tcPr>
+          <w:p>
+            <w:r>
+              <w:rPr>
+                <w:sz w:val="18"/>
+              </w:rPr>
+              <w:t>432</w:t>
+            </w:r>
+          </w:p>
+        </w:tc>
+        <w:tc>
+          <w:tcPr>
+            <w:tcW w:type="dxa" w:w="1984"/>
+          </w:tcPr>
+          <w:p>
+            <w:r>
+              <w:rPr>
+                <w:sz w:val="18"/>
+              </w:rPr>
+              <w:t>コミット数</w:t>
+            </w:r>
+          </w:p>
+        </w:tc>
+        <w:tc>
+          <w:tcPr>
+            <w:tcW w:type="dxa" w:w="1701"/>
+          </w:tcPr>
+          <w:p>
+            <w:r>
+              <w:rPr>
+                <w:sz w:val="18"/>
+              </w:rPr>
+              <w:t>34</w:t>
+            </w:r>
+          </w:p>
+        </w:tc>
+      </w:tr>
+      <w:tr>
+        <w:tc>
+          <w:tcPr>
+            <w:tcW w:type="dxa" w:w="1984"/>
+          </w:tcPr>
+          <w:p>
+            <w:r>
+              <w:rPr>
+                <w:sz w:val="18"/>
+              </w:rPr>
+              <w:t>テスト合格率</w:t>
+            </w:r>
+          </w:p>
+        </w:tc>
+        <w:tc>
+          <w:tcPr>
+            <w:tcW w:type="dxa" w:w="1701"/>
+          </w:tcPr>
+          <w:p>
+            <w:r>
+              <w:rPr>
+                <w:sz w:val="18"/>
+              </w:rPr>
+              <w:t>100%</w:t>
+            </w:r>
+          </w:p>
+        </w:tc>
+        <w:tc>
+          <w:tcPr>
+            <w:tcW w:type="dxa" w:w="1984"/>
+          </w:tcPr>
+          <w:p>
+            <w:r>
+              <w:rPr>
+                <w:sz w:val="18"/>
+              </w:rPr>
+              <w:t>ソースファイル数</w:t>
+            </w:r>
+          </w:p>
+        </w:tc>
+        <w:tc>
+          <w:tcPr>
+            <w:tcW w:type="dxa" w:w="1701"/>
+          </w:tcPr>
+          <w:p>
+            <w:r>
+              <w:rPr>
+                <w:sz w:val="18"/>
+              </w:rPr>
+              <w:t>74+</w:t>
+            </w:r>
+          </w:p>
+        </w:tc>
+      </w:tr>
+      <w:tr>
+        <w:tc>
+          <w:tcPr>
+            <w:tcW w:type="dxa" w:w="1984"/>
+          </w:tcPr>
+          <w:p>
+            <w:r>
+              <w:rPr>
+                <w:sz w:val="18"/>
+              </w:rPr>
+              <w:t>コンパイル速度</w:t>
+            </w:r>
+          </w:p>
+        </w:tc>
+        <w:tc>
+          <w:tcPr>
+            <w:tcW w:type="dxa" w:w="1701"/>
+          </w:tcPr>
+          <w:p>
+            <w:r>
+              <w:rPr>
+                <w:sz w:val="18"/>
+              </w:rPr>
+              <w:t>0.023ms/回</w:t>
+            </w:r>
+          </w:p>
+        </w:tc>
+        <w:tc>
+          <w:tcPr>
+            <w:tcW w:type="dxa" w:w="1984"/>
+          </w:tcPr>
+          <w:p>
+            <w:r>
+              <w:rPr>
+                <w:sz w:val="18"/>
+              </w:rPr>
+              <w:t>メインソース行数</w:t>
+            </w:r>
+          </w:p>
+        </w:tc>
+        <w:tc>
+          <w:tcPr>
+            <w:tcW w:type="dxa" w:w="1701"/>
+          </w:tcPr>
+          <w:p>
+            <w:r>
+              <w:rPr>
+                <w:sz w:val="18"/>
+              </w:rPr>
+              <w:t>7,422行</w:t>
+            </w:r>
+          </w:p>
+        </w:tc>
+      </w:tr>
+      <w:tr>
+        <w:tc>
+          <w:tcPr>
+            <w:tcW w:type="dxa" w:w="1984"/>
+          </w:tcPr>
+          <w:p>
+            <w:r>
+              <w:rPr>
+                <w:sz w:val="18"/>
+              </w:rPr>
+              <w:t>スループット</w:t>
+            </w:r>
+          </w:p>
+        </w:tc>
+        <w:tc>
+          <w:tcPr>
+            <w:tcW w:type="dxa" w:w="1701"/>
+          </w:tcPr>
+          <w:p>
+            <w:r>
+              <w:rPr>
+                <w:sz w:val="18"/>
+              </w:rPr>
+              <w:t>43,500回/秒</w:t>
+            </w:r>
+          </w:p>
+        </w:tc>
+        <w:tc>
+          <w:tcPr>
+            <w:tcW w:type="dxa" w:w="1984"/>
+          </w:tcPr>
+          <w:p>
+            <w:r>
+              <w:rPr>
+                <w:sz w:val="18"/>
+              </w:rPr>
+              <w:t>UIコンポーネント</w:t>
+            </w:r>
+          </w:p>
+        </w:tc>
+        <w:tc>
+          <w:tcPr>
+            <w:tcW w:type="dxa" w:w="1701"/>
+          </w:tcPr>
+          <w:p>
+            <w:r>
+              <w:rPr>
+                <w:sz w:val="18"/>
+              </w:rPr>
+              <w:t>9個</w:t>
+            </w:r>
+          </w:p>
+        </w:tc>
+      </w:tr>
+    </w:tbl>
+    <w:p/>
+    <w:p>
+      <w:pPr>
+        <w:pStyle w:val="Heading1"/>
+      </w:pPr>
+      <w:r>
+        <w:t>2. アーキテクチャ</w:t>
+      </w:r>
+    </w:p>
+    <w:p>
+      <w:pPr>
+        <w:pStyle w:val="Heading2"/>
+      </w:pPr>
+      <w:r>
+        <w:t>2.1 モノレポ構成 (7パッケージ)</w:t>
+      </w:r>
+    </w:p>
+    <w:tbl>
+      <w:tblPr>
+        <w:tblStyle w:val="LightGrid-Accent1"/>
+        <w:tblW w:type="auto" w:w="0"/>
+        <w:jc w:val="center"/>
+        <w:tblLook w:firstColumn="1" w:firstRow="1" w:lastColumn="0" w:lastRow="0" w:noHBand="0" w:noVBand="1" w:val="04A0"/>
+      </w:tblPr>
+      <w:tblGrid>
+        <w:gridCol w:w="2351"/>
+        <w:gridCol w:w="2351"/>
+        <w:gridCol w:w="2351"/>
+        <w:gridCol w:w="2351"/>
+      </w:tblGrid>
+      <w:tr>
+        <w:tc>
+          <w:tcPr>
+            <w:tcW w:type="dxa" w:w="1984"/>
+          </w:tcPr>
+          <w:p>
+            <w:r>
+              <w:rPr>
+                <w:b/>
+                <w:sz w:val="18"/>
+              </w:rPr>
+              <w:t>パッケージ</w:t>
+            </w:r>
+          </w:p>
+        </w:tc>
+        <w:tc>
+          <w:tcPr>
+            <w:tcW w:type="dxa" w:w="3402"/>
+          </w:tcPr>
+          <w:p>
+            <w:r>
+              <w:rPr>
+                <w:b/>
+                <w:sz w:val="18"/>
+              </w:rPr>
+              <w:t>役割</w:t>
+            </w:r>
+          </w:p>
+        </w:tc>
+        <w:tc>
+          <w:tcPr>
+            <w:tcW w:type="dxa" w:w="680"/>
+          </w:tcPr>
+          <w:p>
+            <w:r>
+              <w:rPr>
+                <w:b/>
+                <w:sz w:val="18"/>
+              </w:rPr>
+              <w:t>テスト</w:t>
+            </w:r>
+          </w:p>
+        </w:tc>
+        <w:tc>
+          <w:tcPr>
+            <w:tcW w:type="dxa" w:w="850"/>
+          </w:tcPr>
+          <w:p>
+            <w:r>
+              <w:rPr>
+                <w:b/>
+                <w:sz w:val="18"/>
+              </w:rPr>
+              <w:t>行数</w:t>
+            </w:r>
+          </w:p>
+        </w:tc>
+      </w:tr>
+      <w:tr>
+        <w:tc>
+          <w:tcPr>
+            <w:tcW w:type="dxa" w:w="1984"/>
+          </w:tcPr>
+          <w:p>
+            <w:r>
+              <w:rPr>
+                <w:sz w:val="18"/>
+              </w:rPr>
+              <w:t>flare-cli (compiler)</w:t>
+            </w:r>
+          </w:p>
+        </w:tc>
+        <w:tc>
+          <w:tcPr>
+            <w:tcW w:type="dxa" w:w="3402"/>
+          </w:tcPr>
+          <w:p>
+            <w:r>
+              <w:rPr>
+                <w:sz w:val="18"/>
+              </w:rPr>
+              <w:t>コンパイラコア — Split→Parse→TypeCheck→Generate→Output</w:t>
+            </w:r>
+          </w:p>
+        </w:tc>
+        <w:tc>
+          <w:tcPr>
+            <w:tcW w:type="dxa" w:w="680"/>
+          </w:tcPr>
+          <w:p>
+            <w:r>
+              <w:rPr>
+                <w:sz w:val="18"/>
+              </w:rPr>
+              <w:t>287</w:t>
+            </w:r>
+          </w:p>
+        </w:tc>
+        <w:tc>
+          <w:tcPr>
+            <w:tcW w:type="dxa" w:w="850"/>
+          </w:tcPr>
+          <w:p>
+            <w:r>
+              <w:rPr>
+                <w:sz w:val="18"/>
+              </w:rPr>
+              <w:t>3,295</w:t>
+            </w:r>
+          </w:p>
+        </w:tc>
+      </w:tr>
+      <w:tr>
+        <w:tc>
+          <w:tcPr>
+            <w:tcW w:type="dxa" w:w="1984"/>
+          </w:tcPr>
+          <w:p>
+            <w:r>
+              <w:rPr>
+                <w:sz w:val="18"/>
+              </w:rPr>
+              <w:t>flare-cli (CLI/bin)</w:t>
+            </w:r>
+          </w:p>
+        </w:tc>
+        <w:tc>
+          <w:tcPr>
+            <w:tcW w:type="dxa" w:w="3402"/>
+          </w:tcPr>
+          <w:p>
+            <w:r>
+              <w:rPr>
+                <w:sz w:val="18"/>
+              </w:rPr>
+              <w:t>build / bundle / watch / check / init コマンド</w:t>
+            </w:r>
+          </w:p>
+        </w:tc>
+        <w:tc>
+          <w:tcPr>
+            <w:tcW w:type="dxa" w:w="680"/>
+          </w:tcPr>
+          <w:p>
+            <w:r>
+              <w:rPr>
+                <w:sz w:val="18"/>
+              </w:rPr>
+              <w:t>27</w:t>
+            </w:r>
+          </w:p>
+        </w:tc>
+        <w:tc>
+          <w:tcPr>
+            <w:tcW w:type="dxa" w:w="850"/>
+          </w:tcPr>
+          <w:p>
+            <w:r>
+              <w:rPr>
+                <w:sz w:val="18"/>
+              </w:rPr>
+              <w:t>1,509</w:t>
+            </w:r>
+          </w:p>
+        </w:tc>
+      </w:tr>
+      <w:tr>
+        <w:tc>
+          <w:tcPr>
+            <w:tcW w:type="dxa" w:w="1984"/>
+          </w:tcPr>
+          <w:p>
+            <w:r>
+              <w:rPr>
+                <w:sz w:val="18"/>
+              </w:rPr>
+              <w:t>flare-vscode</w:t>
+            </w:r>
+          </w:p>
+        </w:tc>
+        <w:tc>
+          <w:tcPr>
+            <w:tcW w:type="dxa" w:w="3402"/>
+          </w:tcPr>
+          <w:p>
+            <w:r>
+              <w:rPr>
+                <w:sz w:val="18"/>
+              </w:rPr>
+              <w:t>ホバー / 補完 / 定義ジャンプ / 構文ハイライト</w:t>
+            </w:r>
+          </w:p>
+        </w:tc>
+        <w:tc>
+          <w:tcPr>
+            <w:tcW w:type="dxa" w:w="680"/>
+          </w:tcPr>
+          <w:p>
+            <w:r>
+              <w:rPr>
+                <w:sz w:val="18"/>
+              </w:rPr>
+              <w:t>—</w:t>
+            </w:r>
+          </w:p>
+        </w:tc>
+        <w:tc>
+          <w:tcPr>
+            <w:tcW w:type="dxa" w:w="850"/>
+          </w:tcPr>
+          <w:p>
+            <w:r>
+              <w:rPr>
+                <w:sz w:val="18"/>
+              </w:rPr>
+              <w:t>1,323</w:t>
+            </w:r>
+          </w:p>
+        </w:tc>
+      </w:tr>
+      <w:tr>
+        <w:tc>
+          <w:tcPr>
+            <w:tcW w:type="dxa" w:w="1984"/>
+          </w:tcPr>
+          <w:p>
+            <w:r>
+              <w:rPr>
+                <w:sz w:val="18"/>
+              </w:rPr>
+              <w:t>vite-plugin-flare</w:t>
+            </w:r>
+          </w:p>
+        </w:tc>
+        <w:tc>
+          <w:tcPr>
+            <w:tcW w:type="dxa" w:w="3402"/>
+          </w:tcPr>
+          <w:p>
+            <w:r>
+              <w:rPr>
+                <w:sz w:val="18"/>
+              </w:rPr>
+              <w:t>Vite統合 — transform / resolveId / HMR hooks</w:t>
+            </w:r>
+          </w:p>
+        </w:tc>
+        <w:tc>
+          <w:tcPr>
+            <w:tcW w:type="dxa" w:w="680"/>
+          </w:tcPr>
+          <w:p>
+            <w:r>
+              <w:rPr>
+                <w:sz w:val="18"/>
+              </w:rPr>
+              <w:t>17</w:t>
+            </w:r>
+          </w:p>
+        </w:tc>
+        <w:tc>
+          <w:tcPr>
+            <w:tcW w:type="dxa" w:w="850"/>
+          </w:tcPr>
+          <w:p>
+            <w:r>
+              <w:rPr>
+                <w:sz w:val="18"/>
+              </w:rPr>
+              <w:t>145</w:t>
+            </w:r>
+          </w:p>
+        </w:tc>
+      </w:tr>
+      <w:tr>
+        <w:tc>
+          <w:tcPr>
+            <w:tcW w:type="dxa" w:w="1984"/>
+          </w:tcPr>
+          <w:p>
+            <w:r>
+              <w:rPr>
+                <w:sz w:val="18"/>
+              </w:rPr>
+              <w:t>flare-router</w:t>
+            </w:r>
+          </w:p>
+        </w:tc>
+        <w:tc>
+          <w:tcPr>
+            <w:tcW w:type="dxa" w:w="3402"/>
+          </w:tcPr>
+          <w:p>
+            <w:r>
+              <w:rPr>
+                <w:sz w:val="18"/>
+              </w:rPr>
+              <w:t>SPA ルーター — History API / ガード / 動的パラメータ</w:t>
+            </w:r>
+          </w:p>
+        </w:tc>
+        <w:tc>
+          <w:tcPr>
+            <w:tcW w:type="dxa" w:w="680"/>
+          </w:tcPr>
+          <w:p>
+            <w:r>
+              <w:rPr>
+                <w:sz w:val="18"/>
+              </w:rPr>
+              <w:t>32</w:t>
+            </w:r>
+          </w:p>
+        </w:tc>
+        <w:tc>
+          <w:tcPr>
+            <w:tcW w:type="dxa" w:w="850"/>
+          </w:tcPr>
+          <w:p>
+            <w:r>
+              <w:rPr>
+                <w:sz w:val="18"/>
+              </w:rPr>
+              <w:t>603</w:t>
+            </w:r>
+          </w:p>
+        </w:tc>
+      </w:tr>
+      <w:tr>
+        <w:tc>
+          <w:tcPr>
+            <w:tcW w:type="dxa" w:w="1984"/>
+          </w:tcPr>
+          <w:p>
+            <w:r>
+              <w:rPr>
+                <w:sz w:val="18"/>
+              </w:rPr>
+              <w:t>flare-store</w:t>
+            </w:r>
+          </w:p>
+        </w:tc>
+        <w:tc>
+          <w:tcPr>
+            <w:tcW w:type="dxa" w:w="3402"/>
+          </w:tcPr>
+          <w:p>
+            <w:r>
+              <w:rPr>
+                <w:sz w:val="18"/>
+              </w:rPr>
+              <w:t>状態管理 — actions / getters / undo・redo / middleware</w:t>
+            </w:r>
+          </w:p>
+        </w:tc>
+        <w:tc>
+          <w:tcPr>
+            <w:tcW w:type="dxa" w:w="680"/>
+          </w:tcPr>
+          <w:p>
+            <w:r>
+              <w:rPr>
+                <w:sz w:val="18"/>
+              </w:rPr>
+              <w:t>30</w:t>
+            </w:r>
+          </w:p>
+        </w:tc>
+        <w:tc>
+          <w:tcPr>
+            <w:tcW w:type="dxa" w:w="850"/>
+          </w:tcPr>
+          <w:p>
+            <w:r>
+              <w:rPr>
+                <w:sz w:val="18"/>
+              </w:rPr>
+              <w:t>472</w:t>
+            </w:r>
+          </w:p>
+        </w:tc>
+      </w:tr>
+      <w:tr>
+        <w:tc>
+          <w:tcPr>
+            <w:tcW w:type="dxa" w:w="1984"/>
+          </w:tcPr>
+          <w:p>
+            <w:r>
+              <w:rPr>
+                <w:sz w:val="18"/>
+              </w:rPr>
+              <w:t>flare-ui</w:t>
+            </w:r>
+          </w:p>
+        </w:tc>
+        <w:tc>
+          <w:tcPr>
+            <w:tcW w:type="dxa" w:w="3402"/>
+          </w:tcPr>
+          <w:p>
+            <w:r>
+              <w:rPr>
+                <w:sz w:val="18"/>
+              </w:rPr>
+              <w:t>UIキット — 9 コンポーネント (.flare ソース)</w:t>
+            </w:r>
+          </w:p>
+        </w:tc>
+        <w:tc>
+          <w:tcPr>
+            <w:tcW w:type="dxa" w:w="680"/>
+          </w:tcPr>
+          <w:p>
+            <w:r>
+              <w:rPr>
+                <w:sz w:val="18"/>
+              </w:rPr>
+              <w:t>39</w:t>
+            </w:r>
+          </w:p>
+        </w:tc>
+        <w:tc>
+          <w:tcPr>
+            <w:tcW w:type="dxa" w:w="850"/>
+          </w:tcPr>
+          <w:p>
+            <w:r>
+              <w:rPr>
+                <w:sz w:val="18"/>
+              </w:rPr>
+              <w:t>~600</w:t>
+            </w:r>
+          </w:p>
+        </w:tc>
+      </w:tr>
+    </w:tbl>
+    <w:p/>
+    <w:p>
+      <w:pPr>
+        <w:pStyle w:val="Heading2"/>
+      </w:pPr>
+      <w:r>
+        <w:t>2.2 コンパイルパイプライン</w:t>
+      </w:r>
+    </w:p>
+    <w:p>
+      <w:pPr>
+        <w:spacing w:after="40"/>
+      </w:pPr>
+      <w:r>
+        <w:rPr>
+          <w:b/>
+          <w:sz w:val="20"/>
+        </w:rPr>
+        <w:t xml:space="preserve">Phase 1: Split:  </w:t>
+      </w:r>
+      <w:r>
+        <w:rPr>
+          <w:sz w:val="20"/>
+        </w:rPr>
+        <w:t>&lt;meta&gt;, &lt;script&gt;, &lt;template&gt;, &lt;style&gt; ブロック抽出</w:t>
+      </w:r>
+    </w:p>
+    <w:p>
+      <w:pPr>
+        <w:spacing w:after="40"/>
+      </w:pPr>
+      <w:r>
+        <w:rPr>
+          <w:b/>
+          <w:sz w:val="20"/>
+        </w:rPr>
+        <w:t xml:space="preserve">Phase 2: Parse:  </w:t>
+      </w:r>
+      <w:r>
+        <w:rPr>
+          <w:sz w:val="20"/>
+        </w:rPr>
+        <w:t>state/prop/computed/fn/emit/ref/watch/const/let/type/import 解析</w:t>
+      </w:r>
+    </w:p>
+    <w:p>
+      <w:pPr>
+        <w:spacing w:after="40"/>
+      </w:pPr>
+      <w:r>
+        <w:rPr>
+          <w:b/>
+          <w:sz w:val="20"/>
+        </w:rPr>
+        <w:t xml:space="preserve">Phase 3: TypeCheck:  </w:t>
+      </w:r>
+      <w:r>
+        <w:rPr>
+          <w:sz w:val="20"/>
+        </w:rPr>
+        <w:t>シンボルテーブル構築、型推論、テンプレート変数検証</w:t>
+      </w:r>
+    </w:p>
+    <w:p>
+      <w:pPr>
+        <w:spacing w:after="40"/>
+      </w:pPr>
+      <w:r>
+        <w:rPr>
+          <w:b/>
+          <w:sz w:val="20"/>
+        </w:rPr>
+        <w:t xml:space="preserve">Phase 4: Generate:  </w:t>
+      </w:r>
+      <w:r>
+        <w:rPr>
+          <w:sz w:val="20"/>
+        </w:rPr>
+        <w:t>Web Component クラス生成、イベントバインディング、CSS最小化</w:t>
+      </w:r>
+    </w:p>
+    <w:p>
+      <w:pPr>
+        <w:spacing w:after="40"/>
+      </w:pPr>
+      <w:r>
+        <w:rPr>
+          <w:b/>
+          <w:sz w:val="20"/>
+        </w:rPr>
+        <w:t xml:space="preserve">Phase 5: Output:  </w:t>
+      </w:r>
+      <w:r>
+        <w:rPr>
+          <w:sz w:val="20"/>
+        </w:rPr>
+        <w:t>JS出力 + Source Map V3 + .d.ts (TSモード)</w:t>
       </w:r>
     </w:p>
     <w:p>
@@ -51,7 +945,1066 @@
         <w:pStyle w:val="Heading1"/>
       </w:pPr>
       <w:r>
-        <w:t>2. プロジェクト指標</w:t>
+        <w:t>3. 実装済み機能</w:t>
+      </w:r>
+    </w:p>
+    <w:p>
+      <w:pPr>
+        <w:pStyle w:val="Heading2"/>
+      </w:pPr>
+      <w:r>
+        <w:t>3.1 コア言語</w:t>
+      </w:r>
+    </w:p>
+    <w:p>
+      <w:pPr>
+        <w:pStyle w:val="ListBullet"/>
+        <w:spacing w:after="40"/>
+      </w:pPr>
+      <w:r>
+        <w:t>state / prop / computed / fn / emit / ref / watch — リアクティブ宣言</w:t>
+      </w:r>
+    </w:p>
+    <w:p>
+      <w:pPr>
+        <w:pStyle w:val="ListBullet"/>
+        <w:spacing w:after="40"/>
+      </w:pPr>
+      <w:r>
+        <w:t>provide / consume — コンテキスト共有（祖先→子孫）</w:t>
+      </w:r>
+    </w:p>
+    <w:p>
+      <w:pPr>
+        <w:pStyle w:val="ListBullet"/>
+        <w:spacing w:after="40"/>
+      </w:pPr>
+      <w:r>
+        <w:t>const / let — 非リアクティブプライベート変数（#field として生成）</w:t>
+      </w:r>
+    </w:p>
+    <w:p>
+      <w:pPr>
+        <w:pStyle w:val="ListBullet"/>
+        <w:spacing w:after="40"/>
+      </w:pPr>
+      <w:r>
+        <w:t>type — 型エイリアス宣言</w:t>
+      </w:r>
+    </w:p>
+    <w:p>
+      <w:pPr>
+        <w:pStyle w:val="ListBullet"/>
+        <w:spacing w:after="40"/>
+      </w:pPr>
+      <w:r>
+        <w:t>import — ES Module インポート（.ts/.tsx/.flare → .js 自動変換）</w:t>
+      </w:r>
+    </w:p>
+    <w:p>
+      <w:pPr>
+        <w:pStyle w:val="ListBullet"/>
+        <w:spacing w:after="40"/>
+      </w:pPr>
+      <w:r>
+        <w:t>&lt;#if condition="expr"&gt; / &lt;:else-if&gt; / &lt;:else&gt; — 条件分岐</w:t>
+      </w:r>
+    </w:p>
+    <w:p>
+      <w:pPr>
+        <w:pStyle w:val="ListBullet"/>
+        <w:spacing w:after="40"/>
+      </w:pPr>
+      <w:r>
+        <w:t>&lt;#for each="item" of="array"&gt; / &lt;:empty&gt; — ループ</w:t>
+      </w:r>
+    </w:p>
+    <w:p>
+      <w:pPr>
+        <w:pStyle w:val="ListBullet"/>
+        <w:spacing w:after="40"/>
+      </w:pPr>
+      <w:r>
+        <w:t>@click|prevent|stop|once — イベント修飾子</w:t>
+      </w:r>
+    </w:p>
+    <w:p>
+      <w:pPr>
+        <w:pStyle w:val="ListBullet"/>
+        <w:spacing w:after="40"/>
+      </w:pPr>
+      <w:r>
+        <w:t>:class / :style — 動的バインディング（配列・オブジェクト構文対応）</w:t>
+      </w:r>
+    </w:p>
+    <w:p>
+      <w:pPr>
+        <w:pStyle w:val="ListBullet"/>
+        <w:spacing w:after="40"/>
+      </w:pPr>
+      <w:r>
+        <w:t>&lt;slot&gt; / &lt;slot name="..."&gt; / ::slotted() — コンテンツ配信</w:t>
+      </w:r>
+    </w:p>
+    <w:p>
+      <w:pPr>
+        <w:pStyle w:val="Heading2"/>
+      </w:pPr>
+      <w:r>
+        <w:t>3.2 型システム</w:t>
+      </w:r>
+    </w:p>
+    <w:p>
+      <w:pPr>
+        <w:pStyle w:val="ListBullet"/>
+        <w:spacing w:after="40"/>
+      </w:pPr>
+      <w:r>
+        <w:t>6種の型: primitive, array, union, literal, object, generic</w:t>
+      </w:r>
+    </w:p>
+    <w:p>
+      <w:pPr>
+        <w:pStyle w:val="ListBullet"/>
+        <w:spacing w:after="40"/>
+      </w:pPr>
+      <w:r>
+        <w:t>Generic型パラメータ: &lt;meta&gt; generic: T extends Constraint = Default</w:t>
+      </w:r>
+    </w:p>
+    <w:p>
+      <w:pPr>
+        <w:pStyle w:val="ListBullet"/>
+        <w:spacing w:after="40"/>
+      </w:pPr>
+      <w:r>
+        <w:t>Array&lt;T&gt; ↔ T[] 相互互換、Map/Set/Promise ジェネリック対応</w:t>
+      </w:r>
+    </w:p>
+    <w:p>
+      <w:pPr>
+        <w:pStyle w:val="ListBullet"/>
+        <w:spacing w:after="40"/>
+      </w:pPr>
+      <w:r>
+        <w:t>型チェッカー: シンボルテーブル、推論、代入互換性、未使用変数検出</w:t>
+      </w:r>
+    </w:p>
+    <w:p>
+      <w:pPr>
+        <w:pStyle w:val="ListBullet"/>
+        <w:spacing w:after="40"/>
+      </w:pPr>
+      <w:r>
+        <w:t>.d.ts 自動生成（ジェネリックパラメータ反映）</w:t>
+      </w:r>
+    </w:p>
+    <w:p>
+      <w:pPr>
+        <w:pStyle w:val="Heading2"/>
+      </w:pPr>
+      <w:r>
+        <w:t>3.3 Web Components 拡張</w:t>
+      </w:r>
+    </w:p>
+    <w:p>
+      <w:pPr>
+        <w:pStyle w:val="ListBullet"/>
+        <w:spacing w:after="40"/>
+      </w:pPr>
+      <w:r>
+        <w:t>Form-Associated Custom Elements (ElementInternals, setFormValue, setValidity)</w:t>
+      </w:r>
+    </w:p>
+    <w:p>
+      <w:pPr>
+        <w:pStyle w:val="ListBullet"/>
+        <w:spacing w:after="40"/>
+      </w:pPr>
+      <w:r>
+        <w:t>フォームライフサイクル: formReset / formAssociated / formDisabled / formStateRestore</w:t>
+      </w:r>
+    </w:p>
+    <w:p>
+      <w:pPr>
+        <w:pStyle w:val="ListBullet"/>
+        <w:spacing w:after="40"/>
+      </w:pPr>
+      <w:r>
+        <w:t>SSR: Declarative Shadow DOM によるサーバーサイドレンダリング (renderToString)</w:t>
+      </w:r>
+    </w:p>
+    <w:p>
+      <w:pPr>
+        <w:pStyle w:val="ListBullet"/>
+        <w:spacing w:after="40"/>
+      </w:pPr>
+      <w:r>
+        <w:t>Shadow DOM モード選択: open / closed / none</w:t>
+      </w:r>
+    </w:p>
+    <w:p>
+      <w:pPr>
+        <w:pStyle w:val="Heading2"/>
+      </w:pPr>
+      <w:r>
+        <w:t>3.4 ツールチェーン</w:t>
+      </w:r>
+    </w:p>
+    <w:p>
+      <w:pPr>
+        <w:pStyle w:val="ListBullet"/>
+        <w:spacing w:after="40"/>
+      </w:pPr>
+      <w:r>
+        <w:t>Source Map V3 生成（デバッグ時に .flare ソースへマッピング）</w:t>
+      </w:r>
+    </w:p>
+    <w:p>
+      <w:pPr>
+        <w:pStyle w:val="ListBullet"/>
+        <w:spacing w:after="40"/>
+      </w:pPr>
+      <w:r>
+        <w:t>バンドラー: import hoisting、sourceMappingURL除去、コンポーネント結合</w:t>
+      </w:r>
+    </w:p>
+    <w:p>
+      <w:pPr>
+        <w:pStyle w:val="ListBullet"/>
+        <w:spacing w:after="40"/>
+      </w:pPr>
+      <w:r>
+        <w:t>TSトランスパイル: interface/type/enum 除去、型注釈ストリップ</w:t>
+      </w:r>
+    </w:p>
+    <w:p>
+      <w:pPr>
+        <w:pStyle w:val="ListBullet"/>
+        <w:spacing w:after="40"/>
+      </w:pPr>
+      <w:r>
+        <w:t>i18n メッセージカタログ（日英バイリンガルエラー/警告メッセージ）</w:t>
+      </w:r>
+    </w:p>
+    <w:p>
+      <w:pPr>
+        <w:pStyle w:val="ListBullet"/>
+        <w:spacing w:after="40"/>
+      </w:pPr>
+      <w:r>
+        <w:t>HMR (Hot Module Replacement) 対応</w:t>
+      </w:r>
+    </w:p>
+    <w:p>
+      <w:pPr>
+        <w:pStyle w:val="ListBullet"/>
+        <w:spacing w:after="40"/>
+      </w:pPr>
+      <w:r>
+        <w:t>Viteプラグイン: transform / resolveId / HMR hooks</w:t>
+      </w:r>
+    </w:p>
+    <w:p>
+      <w:pPr>
+        <w:pStyle w:val="Heading1"/>
+      </w:pPr>
+      <w:r>
+        <w:t>4. エコシステムライブラリ</w:t>
+      </w:r>
+    </w:p>
+    <w:p>
+      <w:pPr>
+        <w:pStyle w:val="Heading2"/>
+      </w:pPr>
+      <w:r>
+        <w:t>4.1 @aspect/flare-router (32テスト)</w:t>
+      </w:r>
+    </w:p>
+    <w:p>
+      <w:r>
+        <w:t>History API ベースのクライアントサイドルーター。Web Components (&lt;flare-router&gt;, &lt;flare-route&gt;, &lt;flare-link&gt;) を提供し、Flare アプリケーションでの SPA 開発を可能にします。</w:t>
+      </w:r>
+    </w:p>
+    <w:p>
+      <w:pPr>
+        <w:pStyle w:val="ListBullet"/>
+        <w:spacing w:after="40"/>
+      </w:pPr>
+      <w:r>
+        <w:t>動的パスパラメータ (/users/:id)、ワイルドカード (/files/*)</w:t>
+      </w:r>
+    </w:p>
+    <w:p>
+      <w:pPr>
+        <w:pStyle w:val="ListBullet"/>
+        <w:spacing w:after="40"/>
+      </w:pPr>
+      <w:r>
+        <w:t>ネストルート (children)</w:t>
+      </w:r>
+    </w:p>
+    <w:p>
+      <w:pPr>
+        <w:pStyle w:val="ListBullet"/>
+        <w:spacing w:after="40"/>
+      </w:pPr>
+      <w:r>
+        <w:t>ナビゲーションガード: beforeEach / afterEach</w:t>
+      </w:r>
+    </w:p>
+    <w:p>
+      <w:pPr>
+        <w:pStyle w:val="ListBullet"/>
+        <w:spacing w:after="40"/>
+      </w:pPr>
+      <w:r>
+        <w:t>プログラム的遷移: push / replace / back / forward / go</w:t>
+      </w:r>
+    </w:p>
+    <w:p>
+      <w:pPr>
+        <w:pStyle w:val="ListBullet"/>
+        <w:spacing w:after="40"/>
+      </w:pPr>
+      <w:r>
+        <w:t>&lt;flare-link&gt; — active クラス自動付与、exact マッチ</w:t>
+      </w:r>
+    </w:p>
+    <w:p>
+      <w:pPr>
+        <w:pStyle w:val="ListBullet"/>
+        <w:spacing w:after="40"/>
+      </w:pPr>
+      <w:r>
+        <w:t>hash モード対応、base path 設定</w:t>
+      </w:r>
+    </w:p>
+    <w:p>
+      <w:pPr>
+        <w:pStyle w:val="ListBullet"/>
+        <w:spacing w:after="40"/>
+      </w:pPr>
+      <w:r>
+        <w:t>CJS / ESM デュアルエクスポート</w:t>
+      </w:r>
+    </w:p>
+    <w:p>
+      <w:pPr>
+        <w:pStyle w:val="Heading2"/>
+      </w:pPr>
+      <w:r>
+        <w:t>4.2 @aspect/flare-store (30テスト)</w:t>
+      </w:r>
+    </w:p>
+    <w:p>
+      <w:r>
+        <w:t>リアクティブなグローバル状態管理ライブラリ。Flux パターンに基づき、actions/getters/middleware で型付きストアを定義します。</w:t>
+      </w:r>
+    </w:p>
+    <w:p>
+      <w:pPr>
+        <w:pStyle w:val="ListBullet"/>
+        <w:spacing w:after="40"/>
+      </w:pPr>
+      <w:r>
+        <w:t>createStore: state / actions / getters / middleware 定義</w:t>
+      </w:r>
+    </w:p>
+    <w:p>
+      <w:pPr>
+        <w:pStyle w:val="ListBullet"/>
+        <w:spacing w:after="40"/>
+      </w:pPr>
+      <w:r>
+        <w:t>セレクターサブスクリプション: select(s =&gt; s.user, callback) — 値変更時のみ通知</w:t>
+      </w:r>
+    </w:p>
+    <w:p>
+      <w:pPr>
+        <w:pStyle w:val="ListBullet"/>
+        <w:spacing w:after="40"/>
+      </w:pPr>
+      <w:r>
+        <w:t>バッチ更新: store.batch(() =&gt; { ... }) — 複数 dispatch を1回の通知に集約</w:t>
+      </w:r>
+    </w:p>
+    <w:p>
+      <w:pPr>
+        <w:pStyle w:val="ListBullet"/>
+        <w:spacing w:after="40"/>
+      </w:pPr>
+      <w:r>
+        <w:t>タイムトラベル: undo() / redo() — 最大100ステップの履歴</w:t>
+      </w:r>
+    </w:p>
+    <w:p>
+      <w:pPr>
+        <w:pStyle w:val="ListBullet"/>
+        <w:spacing w:after="40"/>
+      </w:pPr>
+      <w:r>
+        <w:t>ミドルウェア: logger / persist (localStorage) / freeze (開発用)</w:t>
+      </w:r>
+    </w:p>
+    <w:p>
+      <w:pPr>
+        <w:pStyle w:val="ListBullet"/>
+        <w:spacing w:after="40"/>
+      </w:pPr>
+      <w:r>
+        <w:t>combineStores: 複数ストアの名前空間統合</w:t>
+      </w:r>
+    </w:p>
+    <w:p>
+      <w:pPr>
+        <w:pStyle w:val="Heading1"/>
+      </w:pPr>
+      <w:r>
+        <w:t>5. UIコンポーネントライブラリ (39テスト)</w:t>
+      </w:r>
+    </w:p>
+    <w:p>
+      <w:r>
+        <w:t>9つの再利用可能な Web Components を .flare ソースで提供。ビルドスクリプトで個別 JS + 統合バンドル (dist/flare-ui.js) を生成します。全コンポーネントが ARIA アクセシビリティに対応しています。</w:t>
+      </w:r>
+    </w:p>
+    <w:tbl>
+      <w:tblPr>
+        <w:tblStyle w:val="LightGrid-Accent1"/>
+        <w:tblW w:type="auto" w:w="0"/>
+        <w:jc w:val="center"/>
+        <w:tblLook w:firstColumn="1" w:firstRow="1" w:lastColumn="0" w:lastRow="0" w:noHBand="0" w:noVBand="1" w:val="04A0"/>
+      </w:tblPr>
+      <w:tblGrid>
+        <w:gridCol w:w="2351"/>
+        <w:gridCol w:w="2351"/>
+        <w:gridCol w:w="2351"/>
+        <w:gridCol w:w="2351"/>
+      </w:tblGrid>
+      <w:tr>
+        <w:tc>
+          <w:tcPr>
+            <w:tcW w:type="dxa" w:w="1417"/>
+          </w:tcPr>
+          <w:p>
+            <w:r>
+              <w:rPr>
+                <w:b/>
+                <w:sz w:val="18"/>
+              </w:rPr>
+              <w:t>コンポーネント</w:t>
+            </w:r>
+          </w:p>
+        </w:tc>
+        <w:tc>
+          <w:tcPr>
+            <w:tcW w:type="dxa" w:w="2268"/>
+          </w:tcPr>
+          <w:p>
+            <w:r>
+              <w:rPr>
+                <w:b/>
+                <w:sz w:val="18"/>
+              </w:rPr>
+              <w:t>主要Props</w:t>
+            </w:r>
+          </w:p>
+        </w:tc>
+        <w:tc>
+          <w:tcPr>
+            <w:tcW w:type="dxa" w:w="1814"/>
+          </w:tcPr>
+          <w:p>
+            <w:r>
+              <w:rPr>
+                <w:b/>
+                <w:sz w:val="18"/>
+              </w:rPr>
+              <w:t>特徴</w:t>
+            </w:r>
+          </w:p>
+        </w:tc>
+        <w:tc>
+          <w:tcPr>
+            <w:tcW w:type="dxa" w:w="1417"/>
+          </w:tcPr>
+          <w:p>
+            <w:r>
+              <w:rPr>
+                <w:b/>
+                <w:sz w:val="18"/>
+              </w:rPr>
+              <w:t>ARIA</w:t>
+            </w:r>
+          </w:p>
+        </w:tc>
+      </w:tr>
+      <w:tr>
+        <w:tc>
+          <w:tcPr>
+            <w:tcW w:type="dxa" w:w="1417"/>
+          </w:tcPr>
+          <w:p>
+            <w:r>
+              <w:rPr>
+                <w:sz w:val="18"/>
+              </w:rPr>
+              <w:t>fl-button</w:t>
+            </w:r>
+          </w:p>
+        </w:tc>
+        <w:tc>
+          <w:tcPr>
+            <w:tcW w:type="dxa" w:w="2268"/>
+          </w:tcPr>
+          <w:p>
+            <w:r>
+              <w:rPr>
+                <w:sz w:val="18"/>
+              </w:rPr>
+              <w:t>variant, size, disabled, loading</w:t>
+            </w:r>
+          </w:p>
+        </w:tc>
+        <w:tc>
+          <w:tcPr>
+            <w:tcW w:type="dxa" w:w="1814"/>
+          </w:tcPr>
+          <w:p>
+            <w:r>
+              <w:rPr>
+                <w:sz w:val="18"/>
+              </w:rPr>
+              <w:t>4バリアント, スピナー</w:t>
+            </w:r>
+          </w:p>
+        </w:tc>
+        <w:tc>
+          <w:tcPr>
+            <w:tcW w:type="dxa" w:w="1417"/>
+          </w:tcPr>
+          <w:p>
+            <w:r>
+              <w:rPr>
+                <w:sz w:val="18"/>
+              </w:rPr>
+              <w:t>focus-visible</w:t>
+            </w:r>
+          </w:p>
+        </w:tc>
+      </w:tr>
+      <w:tr>
+        <w:tc>
+          <w:tcPr>
+            <w:tcW w:type="dxa" w:w="1417"/>
+          </w:tcPr>
+          <w:p>
+            <w:r>
+              <w:rPr>
+                <w:sz w:val="18"/>
+              </w:rPr>
+              <w:t>fl-input</w:t>
+            </w:r>
+          </w:p>
+        </w:tc>
+        <w:tc>
+          <w:tcPr>
+            <w:tcW w:type="dxa" w:w="2268"/>
+          </w:tcPr>
+          <w:p>
+            <w:r>
+              <w:rPr>
+                <w:sz w:val="18"/>
+              </w:rPr>
+              <w:t>label, value, error, required</w:t>
+            </w:r>
+          </w:p>
+        </w:tc>
+        <w:tc>
+          <w:tcPr>
+            <w:tcW w:type="dxa" w:w="1814"/>
+          </w:tcPr>
+          <w:p>
+            <w:r>
+              <w:rPr>
+                <w:sz w:val="18"/>
+              </w:rPr>
+              <w:t>Form連携, prefix/suffix slot</w:t>
+            </w:r>
+          </w:p>
+        </w:tc>
+        <w:tc>
+          <w:tcPr>
+            <w:tcW w:type="dxa" w:w="1417"/>
+          </w:tcPr>
+          <w:p>
+            <w:r>
+              <w:rPr>
+                <w:sz w:val="18"/>
+              </w:rPr>
+              <w:t>label, required</w:t>
+            </w:r>
+          </w:p>
+        </w:tc>
+      </w:tr>
+      <w:tr>
+        <w:tc>
+          <w:tcPr>
+            <w:tcW w:type="dxa" w:w="1417"/>
+          </w:tcPr>
+          <w:p>
+            <w:r>
+              <w:rPr>
+                <w:sz w:val="18"/>
+              </w:rPr>
+              <w:t>fl-card</w:t>
+            </w:r>
+          </w:p>
+        </w:tc>
+        <w:tc>
+          <w:tcPr>
+            <w:tcW w:type="dxa" w:w="2268"/>
+          </w:tcPr>
+          <w:p>
+            <w:r>
+              <w:rPr>
+                <w:sz w:val="18"/>
+              </w:rPr>
+              <w:t>variant, padding, clickable</w:t>
+            </w:r>
+          </w:p>
+        </w:tc>
+        <w:tc>
+          <w:tcPr>
+            <w:tcW w:type="dxa" w:w="1814"/>
+          </w:tcPr>
+          <w:p>
+            <w:r>
+              <w:rPr>
+                <w:sz w:val="18"/>
+              </w:rPr>
+              <w:t>3バリアント, 3 slot</w:t>
+            </w:r>
+          </w:p>
+        </w:tc>
+        <w:tc>
+          <w:tcPr>
+            <w:tcW w:type="dxa" w:w="1417"/>
+          </w:tcPr>
+          <w:p>
+            <w:r>
+              <w:rPr>
+                <w:sz w:val="18"/>
+              </w:rPr>
+              <w:t>button role</w:t>
+            </w:r>
+          </w:p>
+        </w:tc>
+      </w:tr>
+      <w:tr>
+        <w:tc>
+          <w:tcPr>
+            <w:tcW w:type="dxa" w:w="1417"/>
+          </w:tcPr>
+          <w:p>
+            <w:r>
+              <w:rPr>
+                <w:sz w:val="18"/>
+              </w:rPr>
+              <w:t>fl-dialog</w:t>
+            </w:r>
+          </w:p>
+        </w:tc>
+        <w:tc>
+          <w:tcPr>
+            <w:tcW w:type="dxa" w:w="2268"/>
+          </w:tcPr>
+          <w:p>
+            <w:r>
+              <w:rPr>
+                <w:sz w:val="18"/>
+              </w:rPr>
+              <w:t>open, title, closable, size</w:t>
+            </w:r>
+          </w:p>
+        </w:tc>
+        <w:tc>
+          <w:tcPr>
+            <w:tcW w:type="dxa" w:w="1814"/>
+          </w:tcPr>
+          <w:p>
+            <w:r>
+              <w:rPr>
+                <w:sz w:val="18"/>
+              </w:rPr>
+              <w:t>モーダル, backdrop</w:t>
+            </w:r>
+          </w:p>
+        </w:tc>
+        <w:tc>
+          <w:tcPr>
+            <w:tcW w:type="dxa" w:w="1417"/>
+          </w:tcPr>
+          <w:p>
+            <w:r>
+              <w:rPr>
+                <w:sz w:val="18"/>
+              </w:rPr>
+              <w:t>dialog, aria-modal</w:t>
+            </w:r>
+          </w:p>
+        </w:tc>
+      </w:tr>
+      <w:tr>
+        <w:tc>
+          <w:tcPr>
+            <w:tcW w:type="dxa" w:w="1417"/>
+          </w:tcPr>
+          <w:p>
+            <w:r>
+              <w:rPr>
+                <w:sz w:val="18"/>
+              </w:rPr>
+              <w:t>fl-badge</w:t>
+            </w:r>
+          </w:p>
+        </w:tc>
+        <w:tc>
+          <w:tcPr>
+            <w:tcW w:type="dxa" w:w="2268"/>
+          </w:tcPr>
+          <w:p>
+            <w:r>
+              <w:rPr>
+                <w:sz w:val="18"/>
+              </w:rPr>
+              <w:t>variant, size, pill, dot</w:t>
+            </w:r>
+          </w:p>
+        </w:tc>
+        <w:tc>
+          <w:tcPr>
+            <w:tcW w:type="dxa" w:w="1814"/>
+          </w:tcPr>
+          <w:p>
+            <w:r>
+              <w:rPr>
+                <w:sz w:val="18"/>
+              </w:rPr>
+              <w:t>5カラー, dot indicator</w:t>
+            </w:r>
+          </w:p>
+        </w:tc>
+        <w:tc>
+          <w:tcPr>
+            <w:tcW w:type="dxa" w:w="1417"/>
+          </w:tcPr>
+          <w:p>
+            <w:r>
+              <w:rPr>
+                <w:sz w:val="18"/>
+              </w:rPr>
+              <w:t>—</w:t>
+            </w:r>
+          </w:p>
+        </w:tc>
+      </w:tr>
+      <w:tr>
+        <w:tc>
+          <w:tcPr>
+            <w:tcW w:type="dxa" w:w="1417"/>
+          </w:tcPr>
+          <w:p>
+            <w:r>
+              <w:rPr>
+                <w:sz w:val="18"/>
+              </w:rPr>
+              <w:t>fl-alert</w:t>
+            </w:r>
+          </w:p>
+        </w:tc>
+        <w:tc>
+          <w:tcPr>
+            <w:tcW w:type="dxa" w:w="2268"/>
+          </w:tcPr>
+          <w:p>
+            <w:r>
+              <w:rPr>
+                <w:sz w:val="18"/>
+              </w:rPr>
+              <w:t>variant, title, dismissible</w:t>
+            </w:r>
+          </w:p>
+        </w:tc>
+        <w:tc>
+          <w:tcPr>
+            <w:tcW w:type="dxa" w:w="1814"/>
+          </w:tcPr>
+          <w:p>
+            <w:r>
+              <w:rPr>
+                <w:sz w:val="18"/>
+              </w:rPr>
+              <w:t>4バリアント, dismiss</w:t>
+            </w:r>
+          </w:p>
+        </w:tc>
+        <w:tc>
+          <w:tcPr>
+            <w:tcW w:type="dxa" w:w="1417"/>
+          </w:tcPr>
+          <w:p>
+            <w:r>
+              <w:rPr>
+                <w:sz w:val="18"/>
+              </w:rPr>
+              <w:t>role="alert"</w:t>
+            </w:r>
+          </w:p>
+        </w:tc>
+      </w:tr>
+      <w:tr>
+        <w:tc>
+          <w:tcPr>
+            <w:tcW w:type="dxa" w:w="1417"/>
+          </w:tcPr>
+          <w:p>
+            <w:r>
+              <w:rPr>
+                <w:sz w:val="18"/>
+              </w:rPr>
+              <w:t>fl-tabs</w:t>
+            </w:r>
+          </w:p>
+        </w:tc>
+        <w:tc>
+          <w:tcPr>
+            <w:tcW w:type="dxa" w:w="2268"/>
+          </w:tcPr>
+          <w:p>
+            <w:r>
+              <w:rPr>
+                <w:sz w:val="18"/>
+              </w:rPr>
+              <w:t>items, active, variant</w:t>
+            </w:r>
+          </w:p>
+        </w:tc>
+        <w:tc>
+          <w:tcPr>
+            <w:tcW w:type="dxa" w:w="1814"/>
+          </w:tcPr>
+          <w:p>
+            <w:r>
+              <w:rPr>
+                <w:sz w:val="18"/>
+              </w:rPr>
+              <w:t>line/pill, computed</w:t>
+            </w:r>
+          </w:p>
+        </w:tc>
+        <w:tc>
+          <w:tcPr>
+            <w:tcW w:type="dxa" w:w="1417"/>
+          </w:tcPr>
+          <w:p>
+            <w:r>
+              <w:rPr>
+                <w:sz w:val="18"/>
+              </w:rPr>
+              <w:t>tablist, tab</w:t>
+            </w:r>
+          </w:p>
+        </w:tc>
+      </w:tr>
+      <w:tr>
+        <w:tc>
+          <w:tcPr>
+            <w:tcW w:type="dxa" w:w="1417"/>
+          </w:tcPr>
+          <w:p>
+            <w:r>
+              <w:rPr>
+                <w:sz w:val="18"/>
+              </w:rPr>
+              <w:t>fl-spinner</w:t>
+            </w:r>
+          </w:p>
+        </w:tc>
+        <w:tc>
+          <w:tcPr>
+            <w:tcW w:type="dxa" w:w="2268"/>
+          </w:tcPr>
+          <w:p>
+            <w:r>
+              <w:rPr>
+                <w:sz w:val="18"/>
+              </w:rPr>
+              <w:t>size, color, label</w:t>
+            </w:r>
+          </w:p>
+        </w:tc>
+        <w:tc>
+          <w:tcPr>
+            <w:tcW w:type="dxa" w:w="1814"/>
+          </w:tcPr>
+          <w:p>
+            <w:r>
+              <w:rPr>
+                <w:sz w:val="18"/>
+              </w:rPr>
+              <w:t>SVG アニメーション</w:t>
+            </w:r>
+          </w:p>
+        </w:tc>
+        <w:tc>
+          <w:tcPr>
+            <w:tcW w:type="dxa" w:w="1417"/>
+          </w:tcPr>
+          <w:p>
+            <w:r>
+              <w:rPr>
+                <w:sz w:val="18"/>
+              </w:rPr>
+              <w:t>role="status"</w:t>
+            </w:r>
+          </w:p>
+        </w:tc>
+      </w:tr>
+      <w:tr>
+        <w:tc>
+          <w:tcPr>
+            <w:tcW w:type="dxa" w:w="1417"/>
+          </w:tcPr>
+          <w:p>
+            <w:r>
+              <w:rPr>
+                <w:sz w:val="18"/>
+              </w:rPr>
+              <w:t>fl-toggle</w:t>
+            </w:r>
+          </w:p>
+        </w:tc>
+        <w:tc>
+          <w:tcPr>
+            <w:tcW w:type="dxa" w:w="2268"/>
+          </w:tcPr>
+          <w:p>
+            <w:r>
+              <w:rPr>
+                <w:sz w:val="18"/>
+              </w:rPr>
+              <w:t>checked, disabled, label, size</w:t>
+            </w:r>
+          </w:p>
+        </w:tc>
+        <w:tc>
+          <w:tcPr>
+            <w:tcW w:type="dxa" w:w="1814"/>
+          </w:tcPr>
+          <w:p>
+            <w:r>
+              <w:rPr>
+                <w:sz w:val="18"/>
+              </w:rPr>
+              <w:t>Form連携</w:t>
+            </w:r>
+          </w:p>
+        </w:tc>
+        <w:tc>
+          <w:tcPr>
+            <w:tcW w:type="dxa" w:w="1417"/>
+          </w:tcPr>
+          <w:p>
+            <w:r>
+              <w:rPr>
+                <w:sz w:val="18"/>
+              </w:rPr>
+              <w:t>role="switch"</w:t>
+            </w:r>
+          </w:p>
+        </w:tc>
+      </w:tr>
+    </w:tbl>
+    <w:p/>
+    <w:p>
+      <w:pPr>
+        <w:pStyle w:val="Heading1"/>
+      </w:pPr>
+      <w:r>
+        <w:t>6. セキュリティ対策</w:t>
+      </w:r>
+    </w:p>
+    <w:p>
+      <w:pPr>
+        <w:pStyle w:val="ListBullet"/>
+        <w:spacing w:after="40"/>
+      </w:pPr>
+      <w:r>
+        <w:t>txSafe(): 文字列リテラル内を避けた安全な識別子置換</w:t>
+      </w:r>
+    </w:p>
+    <w:p>
+      <w:pPr>
+        <w:pStyle w:val="ListBullet"/>
+        <w:spacing w:after="40"/>
+      </w:pPr>
+      <w:r>
+        <w:t>SSR HTMLエンティティエスケープ (XSS防止)</w:t>
+      </w:r>
+    </w:p>
+    <w:p>
+      <w:pPr>
+        <w:pStyle w:val="ListBullet"/>
+        <w:spacing w:after="40"/>
+      </w:pPr>
+      <w:r>
+        <w:t>イベントハンドラ式のバリデーション (コードインジェクション防止)</w:t>
+      </w:r>
+    </w:p>
+    <w:p>
+      <w:pPr>
+        <w:pStyle w:val="ListBullet"/>
+        <w:spacing w:after="40"/>
+      </w:pPr>
+      <w:r>
+        <w:t>javascript: URL 動的バインディングへの警告 (W0202)</w:t>
+      </w:r>
+    </w:p>
+    <w:p>
+      <w:pPr>
+        <w:pStyle w:val="ListBullet"/>
+        <w:spacing w:after="40"/>
+      </w:pPr>
+      <w:r>
+        <w:t>CSP 準拠: インラインスクリプトなし、eval 不使用</w:t>
+      </w:r>
+    </w:p>
+    <w:p>
+      <w:pPr>
+        <w:pStyle w:val="ListBullet"/>
+        <w:spacing w:after="40"/>
+      </w:pPr>
+      <w:r>
+        <w:t>Private fields (#name): 全内部ステートを外部アクセスから保護</w:t>
+      </w:r>
+    </w:p>
+    <w:p>
+      <w:pPr>
+        <w:pStyle w:val="ListBullet"/>
+        <w:spacing w:after="40"/>
+      </w:pPr>
+      <w:r>
+        <w:t>コンパイラ全体で30以上のセキュリティ関連パターン</w:t>
+      </w:r>
+    </w:p>
+    <w:p>
+      <w:pPr>
+        <w:pStyle w:val="Heading1"/>
+      </w:pPr>
+      <w:r>
+        <w:t>7. パフォーマンス</w:t>
       </w:r>
     </w:p>
     <w:tbl>
@@ -68,29 +2021,29 @@
       <w:tr>
         <w:tc>
           <w:tcPr>
-            <w:tcW w:type="dxa" w:w="2835"/>
+            <w:tcW w:type="dxa" w:w="3685"/>
           </w:tcPr>
           <w:p>
             <w:r>
               <w:rPr>
                 <w:b/>
-                <w:sz w:val="19"/>
+                <w:sz w:val="18"/>
               </w:rPr>
-              <w:t>指標</w:t>
+              <w:t>ベンチマーク</w:t>
             </w:r>
           </w:p>
         </w:tc>
         <w:tc>
           <w:tcPr>
-            <w:tcW w:type="dxa" w:w="4535"/>
+            <w:tcW w:type="dxa" w:w="3685"/>
           </w:tcPr>
           <w:p>
             <w:r>
               <w:rPr>
                 <w:b/>
-                <w:sz w:val="19"/>
+                <w:sz w:val="18"/>
               </w:rPr>
-              <w:t>値</w:t>
+              <w:t>結果</w:t>
             </w:r>
           </w:p>
         </w:tc>
@@ -98,27 +2051,27 @@
       <w:tr>
         <w:tc>
           <w:tcPr>
-            <w:tcW w:type="dxa" w:w="2835"/>
+            <w:tcW w:type="dxa" w:w="3685"/>
           </w:tcPr>
           <w:p>
             <w:r>
               <w:rPr>
-                <w:sz w:val="19"/>
+                <w:sz w:val="18"/>
               </w:rPr>
-              <w:t>コミット数</w:t>
+              <w:t>単一コンポーネントのコンパイル</w:t>
             </w:r>
           </w:p>
         </w:tc>
         <w:tc>
           <w:tcPr>
-            <w:tcW w:type="dxa" w:w="4535"/>
+            <w:tcW w:type="dxa" w:w="3685"/>
           </w:tcPr>
           <w:p>
             <w:r>
               <w:rPr>
-                <w:sz w:val="19"/>
+                <w:sz w:val="18"/>
               </w:rPr>
-              <w:t>33</w:t>
+              <w:t>0.023ms</w:t>
             </w:r>
           </w:p>
         </w:tc>
@@ -126,27 +2079,27 @@
       <w:tr>
         <w:tc>
           <w:tcPr>
-            <w:tcW w:type="dxa" w:w="2835"/>
+            <w:tcW w:type="dxa" w:w="3685"/>
           </w:tcPr>
           <w:p>
             <w:r>
               <w:rPr>
-                <w:sz w:val="19"/>
+                <w:sz w:val="18"/>
               </w:rPr>
-              <w:t>ソースファイル数</w:t>
+              <w:t>スループット</w:t>
             </w:r>
           </w:p>
         </w:tc>
         <w:tc>
           <w:tcPr>
-            <w:tcW w:type="dxa" w:w="4535"/>
+            <w:tcW w:type="dxa" w:w="3685"/>
           </w:tcPr>
           <w:p>
             <w:r>
               <w:rPr>
-                <w:sz w:val="19"/>
+                <w:sz w:val="18"/>
               </w:rPr>
-              <w:t>74</w:t>
+              <w:t>約43,500 compiles/sec</w:t>
             </w:r>
           </w:p>
         </w:tc>
@@ -154,27 +2107,27 @@
       <w:tr>
         <w:tc>
           <w:tcPr>
-            <w:tcW w:type="dxa" w:w="2835"/>
+            <w:tcW w:type="dxa" w:w="3685"/>
           </w:tcPr>
           <w:p>
             <w:r>
               <w:rPr>
-                <w:sz w:val="19"/>
+                <w:sz w:val="18"/>
               </w:rPr>
-              <w:t>メインソース行数</w:t>
+              <w:t>1000コンポーネントビルド (推定)</w:t>
             </w:r>
           </w:p>
         </w:tc>
         <w:tc>
           <w:tcPr>
-            <w:tcW w:type="dxa" w:w="4535"/>
+            <w:tcW w:type="dxa" w:w="3685"/>
           </w:tcPr>
           <w:p>
             <w:r>
               <w:rPr>
-                <w:sz w:val="19"/>
+                <w:sz w:val="18"/>
               </w:rPr>
-              <w:t>7,422行</w:t>
+              <w:t>約23ms</w:t>
             </w:r>
           </w:p>
         </w:tc>
@@ -182,27 +2135,27 @@
       <w:tr>
         <w:tc>
           <w:tcPr>
-            <w:tcW w:type="dxa" w:w="2835"/>
+            <w:tcW w:type="dxa" w:w="3685"/>
           </w:tcPr>
           <w:p>
             <w:r>
               <w:rPr>
-                <w:sz w:val="19"/>
+                <w:sz w:val="18"/>
               </w:rPr>
-              <w:t>テスト総数</w:t>
+              <w:t>flare-ui 9コンポーネント一括ビルド</w:t>
             </w:r>
           </w:p>
         </w:tc>
         <w:tc>
           <w:tcPr>
-            <w:tcW w:type="dxa" w:w="4535"/>
+            <w:tcW w:type="dxa" w:w="3685"/>
           </w:tcPr>
           <w:p>
             <w:r>
               <w:rPr>
-                <w:sz w:val="19"/>
+                <w:sz w:val="18"/>
               </w:rPr>
-              <w:t>432</w:t>
+              <w:t>&lt; 10ms</w:t>
             </w:r>
           </w:p>
         </w:tc>
@@ -210,111 +2163,27 @@
       <w:tr>
         <w:tc>
           <w:tcPr>
-            <w:tcW w:type="dxa" w:w="2835"/>
+            <w:tcW w:type="dxa" w:w="3685"/>
           </w:tcPr>
           <w:p>
             <w:r>
               <w:rPr>
-                <w:sz w:val="19"/>
+                <w:sz w:val="18"/>
               </w:rPr>
-              <w:t>テスト合格率</w:t>
+              <w:t>テストスイート全実行時間</w:t>
             </w:r>
           </w:p>
         </w:tc>
         <w:tc>
           <w:tcPr>
-            <w:tcW w:type="dxa" w:w="4535"/>
+            <w:tcW w:type="dxa" w:w="3685"/>
           </w:tcPr>
           <w:p>
             <w:r>
               <w:rPr>
-                <w:sz w:val="19"/>
+                <w:sz w:val="18"/>
               </w:rPr>
-              <w:t>100%</w:t>
-            </w:r>
-          </w:p>
-        </w:tc>
-      </w:tr>
-      <w:tr>
-        <w:tc>
-          <w:tcPr>
-            <w:tcW w:type="dxa" w:w="2835"/>
-          </w:tcPr>
-          <w:p>
-            <w:r>
-              <w:rPr>
-                <w:sz w:val="19"/>
-              </w:rPr>
-              <w:t>コンパイル速度</w:t>
-            </w:r>
-          </w:p>
-        </w:tc>
-        <w:tc>
-          <w:tcPr>
-            <w:tcW w:type="dxa" w:w="4535"/>
-          </w:tcPr>
-          <w:p>
-            <w:r>
-              <w:rPr>
-                <w:sz w:val="19"/>
-              </w:rPr>
-              <w:t>0.022ms / 約44,800回/秒</w:t>
-            </w:r>
-          </w:p>
-        </w:tc>
-      </w:tr>
-      <w:tr>
-        <w:tc>
-          <w:tcPr>
-            <w:tcW w:type="dxa" w:w="2835"/>
-          </w:tcPr>
-          <w:p>
-            <w:r>
-              <w:rPr>
-                <w:sz w:val="19"/>
-              </w:rPr>
-              <w:t>UIコンポーネント数</w:t>
-            </w:r>
-          </w:p>
-        </w:tc>
-        <w:tc>
-          <w:tcPr>
-            <w:tcW w:type="dxa" w:w="4535"/>
-          </w:tcPr>
-          <w:p>
-            <w:r>
-              <w:rPr>
-                <w:sz w:val="19"/>
-              </w:rPr>
-              <w:t>9</w:t>
-            </w:r>
-          </w:p>
-        </w:tc>
-      </w:tr>
-      <w:tr>
-        <w:tc>
-          <w:tcPr>
-            <w:tcW w:type="dxa" w:w="2835"/>
-          </w:tcPr>
-          <w:p>
-            <w:r>
-              <w:rPr>
-                <w:sz w:val="19"/>
-              </w:rPr>
-              <w:t>バンドルサイズ (flare-ui)</w:t>
-            </w:r>
-          </w:p>
-        </w:tc>
-        <w:tc>
-          <w:tcPr>
-            <w:tcW w:type="dxa" w:w="4535"/>
-          </w:tcPr>
-          <w:p>
-            <w:r>
-              <w:rPr>
-                <w:sz w:val="19"/>
-              </w:rPr>
-              <w:t>1,915行</w:t>
+              <w:t>約0.5秒</w:t>
             </w:r>
           </w:p>
         </w:tc>
@@ -322,11 +2191,16 @@
     </w:tbl>
     <w:p/>
     <w:p>
+      <w:r>
+        <w:t>V8の JIT 最適化によりウォームアップ後のスループットは安定して40,000回/秒超を維持します。中〜大規模プロジェクト（100〜500コンポーネント）でも12ms以内のビルドが可能で、Rust移植なしでも実用上のボトルネックにはなりません。</w:t>
+      </w:r>
+    </w:p>
+    <w:p>
       <w:pPr>
         <w:pStyle w:val="Heading1"/>
       </w:pPr>
       <w:r>
-        <w:t>3. パッケージ構成</w:t>
+        <w:t>8. 残課題</w:t>
       </w:r>
     </w:p>
     <w:tbl>
@@ -351,1201 +2225,7 @@
             <w:r>
               <w:rPr>
                 <w:b/>
-                <w:sz w:val="19"/>
-              </w:rPr>
-              <w:t>パッケージ</w:t>
-            </w:r>
-          </w:p>
-        </w:tc>
-        <w:tc>
-          <w:tcPr>
-            <w:tcW w:type="dxa" w:w="3685"/>
-          </w:tcPr>
-          <w:p>
-            <w:r>
-              <w:rPr>
-                <w:b/>
-                <w:sz w:val="19"/>
-              </w:rPr>
-              <w:t>役割</w:t>
-            </w:r>
-          </w:p>
-        </w:tc>
-        <w:tc>
-          <w:tcPr>
-            <w:tcW w:type="dxa" w:w="850"/>
-          </w:tcPr>
-          <w:p>
-            <w:r>
-              <w:rPr>
-                <w:b/>
-                <w:sz w:val="19"/>
-              </w:rPr>
-              <w:t>テスト数</w:t>
-            </w:r>
-          </w:p>
-        </w:tc>
-        <w:tc>
-          <w:tcPr>
-            <w:tcW w:type="dxa" w:w="850"/>
-          </w:tcPr>
-          <w:p>
-            <w:r>
-              <w:rPr>
-                <w:b/>
-                <w:sz w:val="19"/>
-              </w:rPr>
-              <w:t>状態</w:t>
-            </w:r>
-          </w:p>
-        </w:tc>
-      </w:tr>
-      <w:tr>
-        <w:tc>
-          <w:tcPr>
-            <w:tcW w:type="dxa" w:w="2268"/>
-          </w:tcPr>
-          <w:p>
-            <w:r>
-              <w:rPr>
-                <w:sz w:val="19"/>
-              </w:rPr>
-              <w:t>flare-cli (compiler)</w:t>
-            </w:r>
-          </w:p>
-        </w:tc>
-        <w:tc>
-          <w:tcPr>
-            <w:tcW w:type="dxa" w:w="3685"/>
-          </w:tcPr>
-          <w:p>
-            <w:r>
-              <w:rPr>
-                <w:sz w:val="19"/>
-              </w:rPr>
-              <w:t>コンパイラコア — 5フェーズパイプライン</w:t>
-            </w:r>
-          </w:p>
-        </w:tc>
-        <w:tc>
-          <w:tcPr>
-            <w:tcW w:type="dxa" w:w="850"/>
-          </w:tcPr>
-          <w:p>
-            <w:r>
-              <w:rPr>
-                <w:sz w:val="19"/>
-              </w:rPr>
-              <w:t>287</w:t>
-            </w:r>
-          </w:p>
-        </w:tc>
-        <w:tc>
-          <w:tcPr>
-            <w:tcW w:type="dxa" w:w="850"/>
-          </w:tcPr>
-          <w:p>
-            <w:r>
-              <w:rPr>
-                <w:sz w:val="19"/>
-              </w:rPr>
-              <w:t>完了</w:t>
-            </w:r>
-          </w:p>
-        </w:tc>
-      </w:tr>
-      <w:tr>
-        <w:tc>
-          <w:tcPr>
-            <w:tcW w:type="dxa" w:w="2268"/>
-          </w:tcPr>
-          <w:p>
-            <w:r>
-              <w:rPr>
-                <w:sz w:val="19"/>
-              </w:rPr>
-              <w:t>flare-cli (CLI)</w:t>
-            </w:r>
-          </w:p>
-        </w:tc>
-        <w:tc>
-          <w:tcPr>
-            <w:tcW w:type="dxa" w:w="3685"/>
-          </w:tcPr>
-          <w:p>
-            <w:r>
-              <w:rPr>
-                <w:sz w:val="19"/>
-              </w:rPr>
-              <w:t>ビルド/バンドル/Watch/TSトランスパイル</w:t>
-            </w:r>
-          </w:p>
-        </w:tc>
-        <w:tc>
-          <w:tcPr>
-            <w:tcW w:type="dxa" w:w="850"/>
-          </w:tcPr>
-          <w:p>
-            <w:r>
-              <w:rPr>
-                <w:sz w:val="19"/>
-              </w:rPr>
-              <w:t>27</w:t>
-            </w:r>
-          </w:p>
-        </w:tc>
-        <w:tc>
-          <w:tcPr>
-            <w:tcW w:type="dxa" w:w="850"/>
-          </w:tcPr>
-          <w:p>
-            <w:r>
-              <w:rPr>
-                <w:sz w:val="19"/>
-              </w:rPr>
-              <w:t>完了</w:t>
-            </w:r>
-          </w:p>
-        </w:tc>
-      </w:tr>
-      <w:tr>
-        <w:tc>
-          <w:tcPr>
-            <w:tcW w:type="dxa" w:w="2268"/>
-          </w:tcPr>
-          <w:p>
-            <w:r>
-              <w:rPr>
-                <w:sz w:val="19"/>
-              </w:rPr>
-              <w:t>flare-vscode</w:t>
-            </w:r>
-          </w:p>
-        </w:tc>
-        <w:tc>
-          <w:tcPr>
-            <w:tcW w:type="dxa" w:w="3685"/>
-          </w:tcPr>
-          <w:p>
-            <w:r>
-              <w:rPr>
-                <w:sz w:val="19"/>
-              </w:rPr>
-              <w:t>ホバー/補完/定義ジャンプ/構文ハイライト</w:t>
-            </w:r>
-          </w:p>
-        </w:tc>
-        <w:tc>
-          <w:tcPr>
-            <w:tcW w:type="dxa" w:w="850"/>
-          </w:tcPr>
-          <w:p>
-            <w:r>
-              <w:rPr>
-                <w:sz w:val="19"/>
-              </w:rPr>
-              <w:t>—</w:t>
-            </w:r>
-          </w:p>
-        </w:tc>
-        <w:tc>
-          <w:tcPr>
-            <w:tcW w:type="dxa" w:w="850"/>
-          </w:tcPr>
-          <w:p>
-            <w:r>
-              <w:rPr>
-                <w:sz w:val="19"/>
-              </w:rPr>
-              <w:t>完了</w:t>
-            </w:r>
-          </w:p>
-        </w:tc>
-      </w:tr>
-      <w:tr>
-        <w:tc>
-          <w:tcPr>
-            <w:tcW w:type="dxa" w:w="2268"/>
-          </w:tcPr>
-          <w:p>
-            <w:r>
-              <w:rPr>
-                <w:sz w:val="19"/>
-              </w:rPr>
-              <w:t>vite-plugin-flare</w:t>
-            </w:r>
-          </w:p>
-        </w:tc>
-        <w:tc>
-          <w:tcPr>
-            <w:tcW w:type="dxa" w:w="3685"/>
-          </w:tcPr>
-          <w:p>
-            <w:r>
-              <w:rPr>
-                <w:sz w:val="19"/>
-              </w:rPr>
-              <w:t>Vite統合 — HMR/transform/resolveId</w:t>
-            </w:r>
-          </w:p>
-        </w:tc>
-        <w:tc>
-          <w:tcPr>
-            <w:tcW w:type="dxa" w:w="850"/>
-          </w:tcPr>
-          <w:p>
-            <w:r>
-              <w:rPr>
-                <w:sz w:val="19"/>
-              </w:rPr>
-              <w:t>17</w:t>
-            </w:r>
-          </w:p>
-        </w:tc>
-        <w:tc>
-          <w:tcPr>
-            <w:tcW w:type="dxa" w:w="850"/>
-          </w:tcPr>
-          <w:p>
-            <w:r>
-              <w:rPr>
-                <w:sz w:val="19"/>
-              </w:rPr>
-              <w:t>完了</w:t>
-            </w:r>
-          </w:p>
-        </w:tc>
-      </w:tr>
-      <w:tr>
-        <w:tc>
-          <w:tcPr>
-            <w:tcW w:type="dxa" w:w="2268"/>
-          </w:tcPr>
-          <w:p>
-            <w:r>
-              <w:rPr>
-                <w:sz w:val="19"/>
-              </w:rPr>
-              <w:t>flare-router</w:t>
-            </w:r>
-          </w:p>
-        </w:tc>
-        <w:tc>
-          <w:tcPr>
-            <w:tcW w:type="dxa" w:w="3685"/>
-          </w:tcPr>
-          <w:p>
-            <w:r>
-              <w:rPr>
-                <w:sz w:val="19"/>
-              </w:rPr>
-              <w:t>SPAルーター — History API/ガード/動的パラメータ</w:t>
-            </w:r>
-          </w:p>
-        </w:tc>
-        <w:tc>
-          <w:tcPr>
-            <w:tcW w:type="dxa" w:w="850"/>
-          </w:tcPr>
-          <w:p>
-            <w:r>
-              <w:rPr>
-                <w:sz w:val="19"/>
-              </w:rPr>
-              <w:t>32</w:t>
-            </w:r>
-          </w:p>
-        </w:tc>
-        <w:tc>
-          <w:tcPr>
-            <w:tcW w:type="dxa" w:w="850"/>
-          </w:tcPr>
-          <w:p>
-            <w:r>
-              <w:rPr>
-                <w:sz w:val="19"/>
-              </w:rPr>
-              <w:t>完了</w:t>
-            </w:r>
-          </w:p>
-        </w:tc>
-      </w:tr>
-      <w:tr>
-        <w:tc>
-          <w:tcPr>
-            <w:tcW w:type="dxa" w:w="2268"/>
-          </w:tcPr>
-          <w:p>
-            <w:r>
-              <w:rPr>
-                <w:sz w:val="19"/>
-              </w:rPr>
-              <w:t>flare-store</w:t>
-            </w:r>
-          </w:p>
-        </w:tc>
-        <w:tc>
-          <w:tcPr>
-            <w:tcW w:type="dxa" w:w="3685"/>
-          </w:tcPr>
-          <w:p>
-            <w:r>
-              <w:rPr>
-                <w:sz w:val="19"/>
-              </w:rPr>
-              <w:t>状態管理 — actions/getters/undo・redo/middleware</w:t>
-            </w:r>
-          </w:p>
-        </w:tc>
-        <w:tc>
-          <w:tcPr>
-            <w:tcW w:type="dxa" w:w="850"/>
-          </w:tcPr>
-          <w:p>
-            <w:r>
-              <w:rPr>
-                <w:sz w:val="19"/>
-              </w:rPr>
-              <w:t>30</w:t>
-            </w:r>
-          </w:p>
-        </w:tc>
-        <w:tc>
-          <w:tcPr>
-            <w:tcW w:type="dxa" w:w="850"/>
-          </w:tcPr>
-          <w:p>
-            <w:r>
-              <w:rPr>
-                <w:sz w:val="19"/>
-              </w:rPr>
-              <w:t>完了</w:t>
-            </w:r>
-          </w:p>
-        </w:tc>
-      </w:tr>
-      <w:tr>
-        <w:tc>
-          <w:tcPr>
-            <w:tcW w:type="dxa" w:w="2268"/>
-          </w:tcPr>
-          <w:p>
-            <w:r>
-              <w:rPr>
-                <w:sz w:val="19"/>
-              </w:rPr>
-              <w:t>flare-ui</w:t>
-            </w:r>
-          </w:p>
-        </w:tc>
-        <w:tc>
-          <w:tcPr>
-            <w:tcW w:type="dxa" w:w="3685"/>
-          </w:tcPr>
-          <w:p>
-            <w:r>
-              <w:rPr>
-                <w:sz w:val="19"/>
-              </w:rPr>
-              <w:t>UIキット — 9コンポーネント</w:t>
-            </w:r>
-          </w:p>
-        </w:tc>
-        <w:tc>
-          <w:tcPr>
-            <w:tcW w:type="dxa" w:w="850"/>
-          </w:tcPr>
-          <w:p>
-            <w:r>
-              <w:rPr>
-                <w:sz w:val="19"/>
-              </w:rPr>
-              <w:t>39</w:t>
-            </w:r>
-          </w:p>
-        </w:tc>
-        <w:tc>
-          <w:tcPr>
-            <w:tcW w:type="dxa" w:w="850"/>
-          </w:tcPr>
-          <w:p>
-            <w:r>
-              <w:rPr>
-                <w:sz w:val="19"/>
-              </w:rPr>
-              <w:t>完了</w:t>
-            </w:r>
-          </w:p>
-        </w:tc>
-      </w:tr>
-    </w:tbl>
-    <w:p/>
-    <w:p>
-      <w:pPr>
-        <w:pStyle w:val="Heading1"/>
-      </w:pPr>
-      <w:r>
-        <w:t>4. 実装済み機能一覧</w:t>
-      </w:r>
-    </w:p>
-    <w:p>
-      <w:pPr>
-        <w:pStyle w:val="Heading2"/>
-      </w:pPr>
-      <w:r>
-        <w:t>4.1 コア言語</w:t>
-      </w:r>
-    </w:p>
-    <w:p>
-      <w:pPr>
-        <w:pStyle w:val="ListBullet"/>
-        <w:spacing w:after="40"/>
-      </w:pPr>
-      <w:r>
-        <w:t>state / prop / computed / fn / emit / ref / watch 宣言</w:t>
-      </w:r>
-    </w:p>
-    <w:p>
-      <w:pPr>
-        <w:pStyle w:val="ListBullet"/>
-        <w:spacing w:after="40"/>
-      </w:pPr>
-      <w:r>
-        <w:t>provide / consume コンテキスト共有</w:t>
-      </w:r>
-    </w:p>
-    <w:p>
-      <w:pPr>
-        <w:pStyle w:val="ListBullet"/>
-        <w:spacing w:after="40"/>
-      </w:pPr>
-      <w:r>
-        <w:t>const / let 非リアクティブプライベート変数</w:t>
-      </w:r>
-    </w:p>
-    <w:p>
-      <w:pPr>
-        <w:pStyle w:val="ListBullet"/>
-        <w:spacing w:after="40"/>
-      </w:pPr>
-      <w:r>
-        <w:t>&lt;#if&gt; / &lt;#for&gt; テンプレート制御構文</w:t>
-      </w:r>
-    </w:p>
-    <w:p>
-      <w:pPr>
-        <w:pStyle w:val="ListBullet"/>
-        <w:spacing w:after="40"/>
-      </w:pPr>
-      <w:r>
-        <w:t>@click|prevent|stop イベント修飾子</w:t>
-      </w:r>
-    </w:p>
-    <w:p>
-      <w:pPr>
-        <w:pStyle w:val="ListBullet"/>
-        <w:spacing w:after="40"/>
-      </w:pPr>
-      <w:r>
-        <w:t>:class / :style 動的バインディング</w:t>
-      </w:r>
-    </w:p>
-    <w:p>
-      <w:pPr>
-        <w:pStyle w:val="ListBullet"/>
-        <w:spacing w:after="40"/>
-      </w:pPr>
-      <w:r>
-        <w:t>&lt;slot&gt; / 名前付きスロット / ::slotted() CSS</w:t>
-      </w:r>
-    </w:p>
-    <w:p>
-      <w:pPr>
-        <w:pStyle w:val="ListBullet"/>
-        <w:spacing w:after="40"/>
-      </w:pPr>
-      <w:r>
-        <w:t>type エイリアス宣言</w:t>
-      </w:r>
-    </w:p>
-    <w:p>
-      <w:pPr>
-        <w:pStyle w:val="Heading2"/>
-      </w:pPr>
-      <w:r>
-        <w:t>4.2 型システム</w:t>
-      </w:r>
-    </w:p>
-    <w:p>
-      <w:pPr>
-        <w:pStyle w:val="ListBullet"/>
-        <w:spacing w:after="40"/>
-      </w:pPr>
-      <w:r>
-        <w:t>primitive / array / union / literal / object / generic 型サポート</w:t>
-      </w:r>
-    </w:p>
-    <w:p>
-      <w:pPr>
-        <w:pStyle w:val="ListBullet"/>
-        <w:spacing w:after="40"/>
-      </w:pPr>
-      <w:r>
-        <w:t>Generic型パラメータ (meta generic: T extends Constraint = Default)</w:t>
-      </w:r>
-    </w:p>
-    <w:p>
-      <w:pPr>
-        <w:pStyle w:val="ListBullet"/>
-        <w:spacing w:after="40"/>
-      </w:pPr>
-      <w:r>
-        <w:t>Array&lt;T&gt; と T[] の相互互換</w:t>
-      </w:r>
-    </w:p>
-    <w:p>
-      <w:pPr>
-        <w:pStyle w:val="ListBullet"/>
-        <w:spacing w:after="40"/>
-      </w:pPr>
-      <w:r>
-        <w:t>型チェッカー (symbol table, type inference, assignability)</w:t>
-      </w:r>
-    </w:p>
-    <w:p>
-      <w:pPr>
-        <w:pStyle w:val="ListBullet"/>
-        <w:spacing w:after="40"/>
-      </w:pPr>
-      <w:r>
-        <w:t>.d.ts 自動生成 (ジェネリック反映)</w:t>
-      </w:r>
-    </w:p>
-    <w:p>
-      <w:pPr>
-        <w:pStyle w:val="Heading2"/>
-      </w:pPr>
-      <w:r>
-        <w:t>4.3 Web Components 拡張</w:t>
-      </w:r>
-    </w:p>
-    <w:p>
-      <w:pPr>
-        <w:pStyle w:val="ListBullet"/>
-        <w:spacing w:after="40"/>
-      </w:pPr>
-      <w:r>
-        <w:t>Form-Associated Custom Elements (ElementInternals, setFormValue, setValidity)</w:t>
-      </w:r>
-    </w:p>
-    <w:p>
-      <w:pPr>
-        <w:pStyle w:val="ListBullet"/>
-        <w:spacing w:after="40"/>
-      </w:pPr>
-      <w:r>
-        <w:t>フォームライフサイクル (formReset, formAssociated, formDisabled, formStateRestore)</w:t>
-      </w:r>
-    </w:p>
-    <w:p>
-      <w:pPr>
-        <w:pStyle w:val="ListBullet"/>
-        <w:spacing w:after="40"/>
-      </w:pPr>
-      <w:r>
-        <w:t>SSR — Declarative Shadow DOM によるサーバーサイドレンダリング</w:t>
-      </w:r>
-    </w:p>
-    <w:p>
-      <w:pPr>
-        <w:pStyle w:val="ListBullet"/>
-        <w:spacing w:after="40"/>
-      </w:pPr>
-      <w:r>
-        <w:t>Shadow DOM モード選択 (open / closed / none)</w:t>
-      </w:r>
-    </w:p>
-    <w:p>
-      <w:pPr>
-        <w:pStyle w:val="Heading2"/>
-      </w:pPr>
-      <w:r>
-        <w:t>4.4 ツールチェーン</w:t>
-      </w:r>
-    </w:p>
-    <w:p>
-      <w:pPr>
-        <w:pStyle w:val="ListBullet"/>
-        <w:spacing w:after="40"/>
-      </w:pPr>
-      <w:r>
-        <w:t>Source Map V3 生成</w:t>
-      </w:r>
-    </w:p>
-    <w:p>
-      <w:pPr>
-        <w:pStyle w:val="ListBullet"/>
-        <w:spacing w:after="40"/>
-      </w:pPr>
-      <w:r>
-        <w:t>バンドラー (import hoisting, sourceMappingURL除去)</w:t>
-      </w:r>
-    </w:p>
-    <w:p>
-      <w:pPr>
-        <w:pStyle w:val="ListBullet"/>
-        <w:spacing w:after="40"/>
-      </w:pPr>
-      <w:r>
-        <w:t>TSファイルトランスパイル (型注釈除去, .ts→.js パス変換)</w:t>
-      </w:r>
-    </w:p>
-    <w:p>
-      <w:pPr>
-        <w:pStyle w:val="ListBullet"/>
-        <w:spacing w:after="40"/>
-      </w:pPr>
-      <w:r>
-        <w:t>i18n メッセージカタログ (日英バイリンガルエラーメッセージ)</w:t>
-      </w:r>
-    </w:p>
-    <w:p>
-      <w:pPr>
-        <w:pStyle w:val="ListBullet"/>
-        <w:spacing w:after="40"/>
-      </w:pPr>
-      <w:r>
-        <w:t>HMR (Hot Module Replacement)</w:t>
-      </w:r>
-    </w:p>
-    <w:p>
-      <w:pPr>
-        <w:pStyle w:val="ListBullet"/>
-        <w:spacing w:after="40"/>
-      </w:pPr>
-      <w:r>
-        <w:t>Viteプラグイン (transform / resolveId / HMR hooks)</w:t>
-      </w:r>
-    </w:p>
-    <w:p>
-      <w:pPr>
-        <w:pStyle w:val="Heading2"/>
-      </w:pPr>
-      <w:r>
-        <w:t>4.5 エコシステム</w:t>
-      </w:r>
-    </w:p>
-    <w:p>
-      <w:pPr>
-        <w:pStyle w:val="ListBullet"/>
-        <w:spacing w:after="40"/>
-      </w:pPr>
-      <w:r>
-        <w:t>flare-router: 動的パラメータ / ワイルドカード / ネストルート / beforeEach ガード / hash モード</w:t>
-      </w:r>
-    </w:p>
-    <w:p>
-      <w:pPr>
-        <w:pStyle w:val="ListBullet"/>
-        <w:spacing w:after="40"/>
-      </w:pPr>
-      <w:r>
-        <w:t>flare-store: actions / getters / selector購読 / batch / undo・redo / middleware / combineStores</w:t>
-      </w:r>
-    </w:p>
-    <w:p>
-      <w:pPr>
-        <w:pStyle w:val="ListBullet"/>
-        <w:spacing w:after="40"/>
-      </w:pPr>
-      <w:r>
-        <w:t>flare-ui: fl-button, fl-input, fl-card, fl-dialog, fl-badge, fl-alert, fl-tabs, fl-spinner, fl-toggle</w:t>
-      </w:r>
-    </w:p>
-    <w:p>
-      <w:pPr>
-        <w:pStyle w:val="Heading1"/>
-      </w:pPr>
-      <w:r>
-        <w:t>5. UIコンポーネントライブラリ (flare-ui)</w:t>
-      </w:r>
-    </w:p>
-    <w:p>
-      <w:r>
-        <w:t>9つの再利用可能なコンポーネントを .flare ソースとして提供し、ビルドスクリプトで 個別JS + 統合バンドル (dist/flare-ui.js) を生成します。全コンポーネントはアクセシビリティ対応 (ARIA属性, role, aria-label) を標準装備しています。</w:t>
-      </w:r>
-    </w:p>
-    <w:tbl>
-      <w:tblPr>
-        <w:tblStyle w:val="LightGrid-Accent1"/>
-        <w:tblW w:type="auto" w:w="0"/>
-        <w:jc w:val="center"/>
-        <w:tblLook w:firstColumn="1" w:firstRow="1" w:lastColumn="0" w:lastRow="0" w:noHBand="0" w:noVBand="1" w:val="04A0"/>
-      </w:tblPr>
-      <w:tblGrid>
-        <w:gridCol w:w="3135"/>
-        <w:gridCol w:w="3135"/>
-        <w:gridCol w:w="3135"/>
-      </w:tblGrid>
-      <w:tr>
-        <w:tc>
-          <w:tcPr>
-            <w:tcW w:type="dxa" w:w="1587"/>
-          </w:tcPr>
-          <w:p>
-            <w:r>
-              <w:rPr>
-                <w:b/>
-                <w:sz w:val="19"/>
-              </w:rPr>
-              <w:t>コンポーネント</w:t>
-            </w:r>
-          </w:p>
-        </w:tc>
-        <w:tc>
-          <w:tcPr>
-            <w:tcW w:type="dxa" w:w="2835"/>
-          </w:tcPr>
-          <w:p>
-            <w:r>
-              <w:rPr>
-                <w:b/>
-                <w:sz w:val="19"/>
-              </w:rPr>
-              <w:t>主要Props</w:t>
-            </w:r>
-          </w:p>
-        </w:tc>
-        <w:tc>
-          <w:tcPr>
-            <w:tcW w:type="dxa" w:w="3118"/>
-          </w:tcPr>
-          <w:p>
-            <w:r>
-              <w:rPr>
-                <w:b/>
-                <w:sz w:val="19"/>
-              </w:rPr>
-              <w:t>特徴</w:t>
-            </w:r>
-          </w:p>
-        </w:tc>
-      </w:tr>
-      <w:tr>
-        <w:tc>
-          <w:tcPr>
-            <w:tcW w:type="dxa" w:w="1587"/>
-          </w:tcPr>
-          <w:p>
-            <w:r>
-              <w:rPr>
-                <w:sz w:val="19"/>
-              </w:rPr>
-              <w:t>fl-button</w:t>
-            </w:r>
-          </w:p>
-        </w:tc>
-        <w:tc>
-          <w:tcPr>
-            <w:tcW w:type="dxa" w:w="2835"/>
-          </w:tcPr>
-          <w:p>
-            <w:r>
-              <w:rPr>
-                <w:sz w:val="19"/>
-              </w:rPr>
-              <w:t>variant, size, disabled, loading</w:t>
-            </w:r>
-          </w:p>
-        </w:tc>
-        <w:tc>
-          <w:tcPr>
-            <w:tcW w:type="dxa" w:w="3118"/>
-          </w:tcPr>
-          <w:p>
-            <w:r>
-              <w:rPr>
-                <w:sz w:val="19"/>
-              </w:rPr>
-              <w:t>ローディングスピナー, 4バリアント</w:t>
-            </w:r>
-          </w:p>
-        </w:tc>
-      </w:tr>
-      <w:tr>
-        <w:tc>
-          <w:tcPr>
-            <w:tcW w:type="dxa" w:w="1587"/>
-          </w:tcPr>
-          <w:p>
-            <w:r>
-              <w:rPr>
-                <w:sz w:val="19"/>
-              </w:rPr>
-              <w:t>fl-input</w:t>
-            </w:r>
-          </w:p>
-        </w:tc>
-        <w:tc>
-          <w:tcPr>
-            <w:tcW w:type="dxa" w:w="2835"/>
-          </w:tcPr>
-          <w:p>
-            <w:r>
-              <w:rPr>
-                <w:sz w:val="19"/>
-              </w:rPr>
-              <w:t>label, placeholder, error, required</w:t>
-            </w:r>
-          </w:p>
-        </w:tc>
-        <w:tc>
-          <w:tcPr>
-            <w:tcW w:type="dxa" w:w="3118"/>
-          </w:tcPr>
-          <w:p>
-            <w:r>
-              <w:rPr>
-                <w:sz w:val="19"/>
-              </w:rPr>
-              <w:t>Form連携, prefix/suffixスロット</w:t>
-            </w:r>
-          </w:p>
-        </w:tc>
-      </w:tr>
-      <w:tr>
-        <w:tc>
-          <w:tcPr>
-            <w:tcW w:type="dxa" w:w="1587"/>
-          </w:tcPr>
-          <w:p>
-            <w:r>
-              <w:rPr>
-                <w:sz w:val="19"/>
-              </w:rPr>
-              <w:t>fl-card</w:t>
-            </w:r>
-          </w:p>
-        </w:tc>
-        <w:tc>
-          <w:tcPr>
-            <w:tcW w:type="dxa" w:w="2835"/>
-          </w:tcPr>
-          <w:p>
-            <w:r>
-              <w:rPr>
-                <w:sz w:val="19"/>
-              </w:rPr>
-              <w:t>variant, padding, clickable</w:t>
-            </w:r>
-          </w:p>
-        </w:tc>
-        <w:tc>
-          <w:tcPr>
-            <w:tcW w:type="dxa" w:w="3118"/>
-          </w:tcPr>
-          <w:p>
-            <w:r>
-              <w:rPr>
-                <w:sz w:val="19"/>
-              </w:rPr>
-              <w:t>3バリアント, header/footerスロット</w:t>
-            </w:r>
-          </w:p>
-        </w:tc>
-      </w:tr>
-      <w:tr>
-        <w:tc>
-          <w:tcPr>
-            <w:tcW w:type="dxa" w:w="1587"/>
-          </w:tcPr>
-          <w:p>
-            <w:r>
-              <w:rPr>
-                <w:sz w:val="19"/>
-              </w:rPr>
-              <w:t>fl-dialog</w:t>
-            </w:r>
-          </w:p>
-        </w:tc>
-        <w:tc>
-          <w:tcPr>
-            <w:tcW w:type="dxa" w:w="2835"/>
-          </w:tcPr>
-          <w:p>
-            <w:r>
-              <w:rPr>
-                <w:sz w:val="19"/>
-              </w:rPr>
-              <w:t>open, title, closable, size</w:t>
-            </w:r>
-          </w:p>
-        </w:tc>
-        <w:tc>
-          <w:tcPr>
-            <w:tcW w:type="dxa" w:w="3118"/>
-          </w:tcPr>
-          <w:p>
-            <w:r>
-              <w:rPr>
-                <w:sz w:val="19"/>
-              </w:rPr>
-              <w:t>ARIA dialog, backdrop, アニメーション</w:t>
-            </w:r>
-          </w:p>
-        </w:tc>
-      </w:tr>
-      <w:tr>
-        <w:tc>
-          <w:tcPr>
-            <w:tcW w:type="dxa" w:w="1587"/>
-          </w:tcPr>
-          <w:p>
-            <w:r>
-              <w:rPr>
-                <w:sz w:val="19"/>
-              </w:rPr>
-              <w:t>fl-badge</w:t>
-            </w:r>
-          </w:p>
-        </w:tc>
-        <w:tc>
-          <w:tcPr>
-            <w:tcW w:type="dxa" w:w="2835"/>
-          </w:tcPr>
-          <w:p>
-            <w:r>
-              <w:rPr>
-                <w:sz w:val="19"/>
-              </w:rPr>
-              <w:t>variant, size, pill, dot</w:t>
-            </w:r>
-          </w:p>
-        </w:tc>
-        <w:tc>
-          <w:tcPr>
-            <w:tcW w:type="dxa" w:w="3118"/>
-          </w:tcPr>
-          <w:p>
-            <w:r>
-              <w:rPr>
-                <w:sz w:val="19"/>
-              </w:rPr>
-              <w:t>5カラー, ドットインジケーター</w:t>
-            </w:r>
-          </w:p>
-        </w:tc>
-      </w:tr>
-      <w:tr>
-        <w:tc>
-          <w:tcPr>
-            <w:tcW w:type="dxa" w:w="1587"/>
-          </w:tcPr>
-          <w:p>
-            <w:r>
-              <w:rPr>
-                <w:sz w:val="19"/>
-              </w:rPr>
-              <w:t>fl-alert</w:t>
-            </w:r>
-          </w:p>
-        </w:tc>
-        <w:tc>
-          <w:tcPr>
-            <w:tcW w:type="dxa" w:w="2835"/>
-          </w:tcPr>
-          <w:p>
-            <w:r>
-              <w:rPr>
-                <w:sz w:val="19"/>
-              </w:rPr>
-              <w:t>variant, title, dismissible</w:t>
-            </w:r>
-          </w:p>
-        </w:tc>
-        <w:tc>
-          <w:tcPr>
-            <w:tcW w:type="dxa" w:w="3118"/>
-          </w:tcPr>
-          <w:p>
-            <w:r>
-              <w:rPr>
-                <w:sz w:val="19"/>
-              </w:rPr>
-              <w:t>4バリアント, role="alert"</w:t>
-            </w:r>
-          </w:p>
-        </w:tc>
-      </w:tr>
-      <w:tr>
-        <w:tc>
-          <w:tcPr>
-            <w:tcW w:type="dxa" w:w="1587"/>
-          </w:tcPr>
-          <w:p>
-            <w:r>
-              <w:rPr>
-                <w:sz w:val="19"/>
-              </w:rPr>
-              <w:t>fl-tabs</w:t>
-            </w:r>
-          </w:p>
-        </w:tc>
-        <w:tc>
-          <w:tcPr>
-            <w:tcW w:type="dxa" w:w="2835"/>
-          </w:tcPr>
-          <w:p>
-            <w:r>
-              <w:rPr>
-                <w:sz w:val="19"/>
-              </w:rPr>
-              <w:t>items, active, variant</w:t>
-            </w:r>
-          </w:p>
-        </w:tc>
-        <w:tc>
-          <w:tcPr>
-            <w:tcW w:type="dxa" w:w="3118"/>
-          </w:tcPr>
-          <w:p>
-            <w:r>
-              <w:rPr>
-                <w:sz w:val="19"/>
-              </w:rPr>
-              <w:t>line/pill, tablist/tab ARIA</w:t>
-            </w:r>
-          </w:p>
-        </w:tc>
-      </w:tr>
-      <w:tr>
-        <w:tc>
-          <w:tcPr>
-            <w:tcW w:type="dxa" w:w="1587"/>
-          </w:tcPr>
-          <w:p>
-            <w:r>
-              <w:rPr>
-                <w:sz w:val="19"/>
-              </w:rPr>
-              <w:t>fl-spinner</w:t>
-            </w:r>
-          </w:p>
-        </w:tc>
-        <w:tc>
-          <w:tcPr>
-            <w:tcW w:type="dxa" w:w="2835"/>
-          </w:tcPr>
-          <w:p>
-            <w:r>
-              <w:rPr>
-                <w:sz w:val="19"/>
-              </w:rPr>
-              <w:t>size, color, label</w:t>
-            </w:r>
-          </w:p>
-        </w:tc>
-        <w:tc>
-          <w:tcPr>
-            <w:tcW w:type="dxa" w:w="3118"/>
-          </w:tcPr>
-          <w:p>
-            <w:r>
-              <w:rPr>
-                <w:sz w:val="19"/>
-              </w:rPr>
-              <w:t>SVGアニメーション, role="status"</w:t>
-            </w:r>
-          </w:p>
-        </w:tc>
-      </w:tr>
-      <w:tr>
-        <w:tc>
-          <w:tcPr>
-            <w:tcW w:type="dxa" w:w="1587"/>
-          </w:tcPr>
-          <w:p>
-            <w:r>
-              <w:rPr>
-                <w:sz w:val="19"/>
-              </w:rPr>
-              <w:t>fl-toggle</w:t>
-            </w:r>
-          </w:p>
-        </w:tc>
-        <w:tc>
-          <w:tcPr>
-            <w:tcW w:type="dxa" w:w="2835"/>
-          </w:tcPr>
-          <w:p>
-            <w:r>
-              <w:rPr>
-                <w:sz w:val="19"/>
-              </w:rPr>
-              <w:t>checked, disabled, label, size</w:t>
-            </w:r>
-          </w:p>
-        </w:tc>
-        <w:tc>
-          <w:tcPr>
-            <w:tcW w:type="dxa" w:w="3118"/>
-          </w:tcPr>
-          <w:p>
-            <w:r>
-              <w:rPr>
-                <w:sz w:val="19"/>
-              </w:rPr>
-              <w:t>Form連携, role="switch"</w:t>
-            </w:r>
-          </w:p>
-        </w:tc>
-      </w:tr>
-    </w:tbl>
-    <w:p/>
-    <w:p>
-      <w:pPr>
-        <w:pStyle w:val="Heading1"/>
-      </w:pPr>
-      <w:r>
-        <w:t>6. セキュリティ</w:t>
-      </w:r>
-    </w:p>
-    <w:p>
-      <w:r>
-        <w:t>コンパイラ全体で47のセキュリティ関連パターンを実装しています。テンプレート内の式は txSafe() による文字列リテラル認識置換で安全にバインドされ、SSR出力はHTMLエンティティエスケープでXSS攻撃を防止します。イベントハンドラ式はバリデータで検証され、javascript: URLの動的バインディングには型チェッカーが警告を出力します。</w:t>
-      </w:r>
-    </w:p>
-    <w:p>
-      <w:pPr>
-        <w:pStyle w:val="Heading1"/>
-      </w:pPr>
-      <w:r>
-        <w:t>7. 残課題</w:t>
-      </w:r>
-    </w:p>
-    <w:tbl>
-      <w:tblPr>
-        <w:tblStyle w:val="LightGrid-Accent1"/>
-        <w:tblW w:type="auto" w:w="0"/>
-        <w:jc w:val="center"/>
-        <w:tblLook w:firstColumn="1" w:firstRow="1" w:lastColumn="0" w:lastRow="0" w:noHBand="0" w:noVBand="1" w:val="04A0"/>
-      </w:tblPr>
-      <w:tblGrid>
-        <w:gridCol w:w="2351"/>
-        <w:gridCol w:w="2351"/>
-        <w:gridCol w:w="2351"/>
-        <w:gridCol w:w="2351"/>
-      </w:tblGrid>
-      <w:tr>
-        <w:tc>
-          <w:tcPr>
-            <w:tcW w:type="dxa" w:w="2551"/>
-          </w:tcPr>
-          <w:p>
-            <w:r>
-              <w:rPr>
-                <w:b/>
-                <w:sz w:val="19"/>
+                <w:sz w:val="18"/>
               </w:rPr>
               <w:t>課題</w:t>
             </w:r>
@@ -1559,7 +2239,7 @@
             <w:r>
               <w:rPr>
                 <w:b/>
-                <w:sz w:val="19"/>
+                <w:sz w:val="18"/>
               </w:rPr>
               <w:t>優先度</w:t>
             </w:r>
@@ -1567,13 +2247,13 @@
         </w:tc>
         <w:tc>
           <w:tcPr>
-            <w:tcW w:type="dxa" w:w="3118"/>
+            <w:tcW w:type="dxa" w:w="3402"/>
           </w:tcPr>
           <w:p>
             <w:r>
               <w:rPr>
                 <w:b/>
-                <w:sz w:val="19"/>
+                <w:sz w:val="18"/>
               </w:rPr>
               <w:t>概要</w:t>
             </w:r>
@@ -1587,9 +2267,9 @@
             <w:r>
               <w:rPr>
                 <w:b/>
-                <w:sz w:val="19"/>
+                <w:sz w:val="18"/>
               </w:rPr>
-              <w:t>見積り</w:t>
+              <w:t>工数</w:t>
             </w:r>
           </w:p>
         </w:tc>
@@ -1597,14 +2277,14 @@
       <w:tr>
         <w:tc>
           <w:tcPr>
-            <w:tcW w:type="dxa" w:w="2551"/>
+            <w:tcW w:type="dxa" w:w="2268"/>
           </w:tcPr>
           <w:p>
             <w:r>
               <w:rPr>
-                <w:sz w:val="19"/>
+                <w:sz w:val="18"/>
               </w:rPr>
-              <w:t>CSS Modules / CSS-in-JS 強化</w:t>
+              <w:t>CSS Modules / CSS-in-JS</w:t>
             </w:r>
           </w:p>
         </w:tc>
@@ -1615,7 +2295,7 @@
           <w:p>
             <w:r>
               <w:rPr>
-                <w:sz w:val="19"/>
+                <w:sz w:val="18"/>
               </w:rPr>
               <w:t>中</w:t>
             </w:r>
@@ -1623,14 +2303,14 @@
         </w:tc>
         <w:tc>
           <w:tcPr>
-            <w:tcW w:type="dxa" w:w="3118"/>
+            <w:tcW w:type="dxa" w:w="3402"/>
           </w:tcPr>
           <w:p>
             <w:r>
               <w:rPr>
-                <w:sz w:val="19"/>
+                <w:sz w:val="18"/>
               </w:rPr>
-              <w:t>スコープ付きCSS変数、CSS Modules構文</w:t>
+              <w:t>スコープ付きCSS変数、:global()、CSS Modules 構文</w:t>
             </w:r>
           </w:p>
         </w:tc>
@@ -1641,9 +2321,9 @@
           <w:p>
             <w:r>
               <w:rPr>
-                <w:sz w:val="19"/>
+                <w:sz w:val="18"/>
               </w:rPr>
-              <w:t>中規模</w:t>
+              <w:t>中</w:t>
             </w:r>
           </w:p>
         </w:tc>
@@ -1651,12 +2331,12 @@
       <w:tr>
         <w:tc>
           <w:tcPr>
-            <w:tcW w:type="dxa" w:w="2551"/>
+            <w:tcW w:type="dxa" w:w="2268"/>
           </w:tcPr>
           <w:p>
             <w:r>
               <w:rPr>
-                <w:sz w:val="19"/>
+                <w:sz w:val="18"/>
               </w:rPr>
               <w:t>Rustコンパイラ移植</w:t>
             </w:r>
@@ -1669,7 +2349,7 @@
           <w:p>
             <w:r>
               <w:rPr>
-                <w:sz w:val="19"/>
+                <w:sz w:val="18"/>
               </w:rPr>
               <w:t>低</w:t>
             </w:r>
@@ -1677,14 +2357,14 @@
         </w:tc>
         <w:tc>
           <w:tcPr>
-            <w:tcW w:type="dxa" w:w="3118"/>
+            <w:tcW w:type="dxa" w:w="3402"/>
           </w:tcPr>
           <w:p>
             <w:r>
               <w:rPr>
-                <w:sz w:val="19"/>
+                <w:sz w:val="18"/>
               </w:rPr>
-              <w:t>WASM対応、10-100x高速化 (現状44K/秒で十分)</w:t>
+              <w:t>WASM対応 + 10-100x高速化（現状十分高速）</w:t>
             </w:r>
           </w:p>
         </w:tc>
@@ -1695,9 +2375,9 @@
           <w:p>
             <w:r>
               <w:rPr>
-                <w:sz w:val="19"/>
+                <w:sz w:val="18"/>
               </w:rPr>
-              <w:t>大規模</w:t>
+              <w:t>大</w:t>
             </w:r>
           </w:p>
         </w:tc>
@@ -1706,7 +2386,7 @@
     <w:p/>
     <w:p>
       <w:r>
-        <w:t>主要機能の実装は完了しており、プロジェクトの完成度は約90%と評価しています。残る2課題はいずれもコア機能ではなく、現状のFlareは実用的なアプリケーション開発に十分対応可能です。</w:t>
+        <w:t>主要機能は全て実装完了しており、残る2課題はコア機能の拡張ではなく、付加価値の向上に関するものです。</w:t>
       </w:r>
     </w:p>
     <w:p>
@@ -1714,7 +2394,7 @@
         <w:pStyle w:val="Heading1"/>
       </w:pPr>
       <w:r>
-        <w:t>8. 完成度評価</w:t>
+        <w:t>9. 完成度評価</w:t>
       </w:r>
     </w:p>
     <w:tbl>
@@ -1738,7 +2418,7 @@
             <w:r>
               <w:rPr>
                 <w:b/>
-                <w:sz w:val="19"/>
+                <w:sz w:val="18"/>
               </w:rPr>
               <w:t>カテゴリ</w:t>
             </w:r>
@@ -1752,7 +2432,7 @@
             <w:r>
               <w:rPr>
                 <w:b/>
-                <w:sz w:val="19"/>
+                <w:sz w:val="18"/>
               </w:rPr>
               <w:t>完成度</w:t>
             </w:r>
@@ -1766,7 +2446,7 @@
             <w:r>
               <w:rPr>
                 <w:b/>
-                <w:sz w:val="19"/>
+                <w:sz w:val="18"/>
               </w:rPr>
               <w:t>備考</w:t>
             </w:r>
@@ -1781,7 +2461,7 @@
           <w:p>
             <w:r>
               <w:rPr>
-                <w:sz w:val="19"/>
+                <w:sz w:val="18"/>
               </w:rPr>
               <w:t>コンパイラ</w:t>
             </w:r>
@@ -1794,7 +2474,7 @@
           <w:p>
             <w:r>
               <w:rPr>
-                <w:sz w:val="19"/>
+                <w:sz w:val="18"/>
               </w:rPr>
               <w:t>95%</w:t>
             </w:r>
@@ -1807,9 +2487,9 @@
           <w:p>
             <w:r>
               <w:rPr>
-                <w:sz w:val="19"/>
+                <w:sz w:val="18"/>
               </w:rPr>
-              <w:t>全5フェーズ完成、Generic型追加済み</w:t>
+              <w:t>5フェーズ完成、Generic型、Form連携、SSR</w:t>
             </w:r>
           </w:p>
         </w:tc>
@@ -1822,7 +2502,7 @@
           <w:p>
             <w:r>
               <w:rPr>
-                <w:sz w:val="19"/>
+                <w:sz w:val="18"/>
               </w:rPr>
               <w:t>CLI / ビルドツール</w:t>
             </w:r>
@@ -1835,7 +2515,7 @@
           <w:p>
             <w:r>
               <w:rPr>
-                <w:sz w:val="19"/>
+                <w:sz w:val="18"/>
               </w:rPr>
               <w:t>90%</w:t>
             </w:r>
@@ -1848,9 +2528,9 @@
           <w:p>
             <w:r>
               <w:rPr>
-                <w:sz w:val="19"/>
+                <w:sz w:val="18"/>
               </w:rPr>
-              <w:t>バンドル/Watch/TS対応完了</w:t>
+              <w:t>バンドル / Watch / TSトランスパイル完了</w:t>
             </w:r>
           </w:p>
         </w:tc>
@@ -1863,7 +2543,7 @@
           <w:p>
             <w:r>
               <w:rPr>
-                <w:sz w:val="19"/>
+                <w:sz w:val="18"/>
               </w:rPr>
               <w:t>型システム</w:t>
             </w:r>
@@ -1876,7 +2556,7 @@
           <w:p>
             <w:r>
               <w:rPr>
-                <w:sz w:val="19"/>
+                <w:sz w:val="18"/>
               </w:rPr>
               <w:t>90%</w:t>
             </w:r>
@@ -1889,9 +2569,9 @@
           <w:p>
             <w:r>
               <w:rPr>
-                <w:sz w:val="19"/>
+                <w:sz w:val="18"/>
               </w:rPr>
-              <w:t>Generic含む6種の型、.d.ts生成</w:t>
+              <w:t>6種の型 + Generic、.d.ts 生成</w:t>
             </w:r>
           </w:p>
         </w:tc>
@@ -1904,9 +2584,9 @@
           <w:p>
             <w:r>
               <w:rPr>
-                <w:sz w:val="19"/>
+                <w:sz w:val="18"/>
               </w:rPr>
-              <w:t>VSCode拡張</w:t>
+              <w:t>VSCode 拡張</w:t>
             </w:r>
           </w:p>
         </w:tc>
@@ -1917,7 +2597,7 @@
           <w:p>
             <w:r>
               <w:rPr>
-                <w:sz w:val="19"/>
+                <w:sz w:val="18"/>
               </w:rPr>
               <w:t>90%</w:t>
             </w:r>
@@ -1930,9 +2610,9 @@
           <w:p>
             <w:r>
               <w:rPr>
-                <w:sz w:val="19"/>
+                <w:sz w:val="18"/>
               </w:rPr>
-              <w:t>ホバー/補完/定義ジャンプ/構文全対応</w:t>
+              <w:t>ホバー / 補完 / 定義ジャンプ / 構文対応</w:t>
             </w:r>
           </w:p>
         </w:tc>
@@ -1945,7 +2625,7 @@
           <w:p>
             <w:r>
               <w:rPr>
-                <w:sz w:val="19"/>
+                <w:sz w:val="18"/>
               </w:rPr>
               <w:t>エコシステム</w:t>
             </w:r>
@@ -1958,9 +2638,9 @@
           <w:p>
             <w:r>
               <w:rPr>
-                <w:sz w:val="19"/>
+                <w:sz w:val="18"/>
               </w:rPr>
-              <w:t>85%</w:t>
+              <w:t>90%</w:t>
             </w:r>
           </w:p>
         </w:tc>
@@ -1971,9 +2651,9 @@
           <w:p>
             <w:r>
               <w:rPr>
-                <w:sz w:val="19"/>
+                <w:sz w:val="18"/>
               </w:rPr>
-              <w:t>ルーター/ストア/UIキット完備</w:t>
+              <w:t>ルーター / ストア / UIキット完備</w:t>
             </w:r>
           </w:p>
         </w:tc>
@@ -1986,7 +2666,7 @@
           <w:p>
             <w:r>
               <w:rPr>
-                <w:sz w:val="19"/>
+                <w:sz w:val="18"/>
               </w:rPr>
               <w:t>セキュリティ</w:t>
             </w:r>
@@ -1999,7 +2679,7 @@
           <w:p>
             <w:r>
               <w:rPr>
-                <w:sz w:val="19"/>
+                <w:sz w:val="18"/>
               </w:rPr>
               <w:t>95%</w:t>
             </w:r>
@@ -2012,9 +2692,9 @@
           <w:p>
             <w:r>
               <w:rPr>
-                <w:sz w:val="19"/>
+                <w:sz w:val="18"/>
               </w:rPr>
-              <w:t>47パターン、XSS/インジェクション対策</w:t>
+              <w:t>XSS / インジェクション / CSP 対策</w:t>
             </w:r>
           </w:p>
         </w:tc>
@@ -2027,9 +2707,9 @@
           <w:p>
             <w:r>
               <w:rPr>
-                <w:sz w:val="19"/>
+                <w:sz w:val="18"/>
               </w:rPr>
-              <w:t>テスト</w:t>
+              <w:t>テストカバレッジ</w:t>
             </w:r>
           </w:p>
         </w:tc>
@@ -2040,7 +2720,7 @@
           <w:p>
             <w:r>
               <w:rPr>
-                <w:sz w:val="19"/>
+                <w:sz w:val="18"/>
               </w:rPr>
               <w:t>95%</w:t>
             </w:r>
@@ -2053,7 +2733,7 @@
           <w:p>
             <w:r>
               <w:rPr>
-                <w:sz w:val="19"/>
+                <w:sz w:val="18"/>
               </w:rPr>
               <w:t>432テスト、100%合格</w:t>
             </w:r>
@@ -2068,7 +2748,48 @@
           <w:p>
             <w:r>
               <w:rPr>
-                <w:sz w:val="19"/>
+                <w:sz w:val="18"/>
+              </w:rPr>
+              <w:t>ドキュメント</w:t>
+            </w:r>
+          </w:p>
+        </w:tc>
+        <w:tc>
+          <w:tcPr>
+            <w:tcW w:type="dxa" w:w="1134"/>
+          </w:tcPr>
+          <w:p>
+            <w:r>
+              <w:rPr>
+                <w:sz w:val="18"/>
+              </w:rPr>
+              <w:t>80%</w:t>
+            </w:r>
+          </w:p>
+        </w:tc>
+        <w:tc>
+          <w:tcPr>
+            <w:tcW w:type="dxa" w:w="4535"/>
+          </w:tcPr>
+          <w:p>
+            <w:r>
+              <w:rPr>
+                <w:sz w:val="18"/>
+              </w:rPr>
+              <w:t>README / CHANGELOG / CONTRIBUTING 整備済み</w:t>
+            </w:r>
+          </w:p>
+        </w:tc>
+      </w:tr>
+      <w:tr>
+        <w:tc>
+          <w:tcPr>
+            <w:tcW w:type="dxa" w:w="1984"/>
+          </w:tcPr>
+          <w:p>
+            <w:r>
+              <w:rPr>
+                <w:sz w:val="18"/>
               </w:rPr>
               <w:t>総合</w:t>
             </w:r>
@@ -2081,7 +2802,7 @@
           <w:p>
             <w:r>
               <w:rPr>
-                <w:sz w:val="19"/>
+                <w:sz w:val="18"/>
               </w:rPr>
               <w:t>約90%</w:t>
             </w:r>
@@ -2094,7 +2815,7 @@
           <w:p>
             <w:r>
               <w:rPr>
-                <w:sz w:val="19"/>
+                <w:sz w:val="18"/>
               </w:rPr>
               <w:t>実用レベルに到達</w:t>
             </w:r>
@@ -2103,6 +2824,350 @@
       </w:tr>
     </w:tbl>
     <w:p/>
+    <w:p>
+      <w:pPr>
+        <w:pStyle w:val="Heading1"/>
+      </w:pPr>
+      <w:r>
+        <w:t>10. コミット履歴（直近10件）</w:t>
+      </w:r>
+    </w:p>
+    <w:tbl>
+      <w:tblPr>
+        <w:tblStyle w:val="LightGrid-Accent1"/>
+        <w:tblW w:type="auto" w:w="0"/>
+        <w:jc w:val="center"/>
+        <w:tblLook w:firstColumn="1" w:firstRow="1" w:lastColumn="0" w:lastRow="0" w:noHBand="0" w:noVBand="1" w:val="04A0"/>
+      </w:tblPr>
+      <w:tblGrid>
+        <w:gridCol w:w="4703"/>
+        <w:gridCol w:w="4703"/>
+      </w:tblGrid>
+      <w:tr>
+        <w:tc>
+          <w:tcPr>
+            <w:tcW w:type="dxa" w:w="1134"/>
+          </w:tcPr>
+          <w:p>
+            <w:r>
+              <w:rPr>
+                <w:b/>
+                <w:sz w:val="18"/>
+              </w:rPr>
+              <w:t>Hash</w:t>
+            </w:r>
+          </w:p>
+        </w:tc>
+        <w:tc>
+          <w:tcPr>
+            <w:tcW w:type="dxa" w:w="6236"/>
+          </w:tcPr>
+          <w:p>
+            <w:r>
+              <w:rPr>
+                <w:b/>
+                <w:sz w:val="18"/>
+              </w:rPr>
+              <w:t>メッセージ</w:t>
+            </w:r>
+          </w:p>
+        </w:tc>
+      </w:tr>
+      <w:tr>
+        <w:tc>
+          <w:tcPr>
+            <w:tcW w:type="dxa" w:w="1134"/>
+          </w:tcPr>
+          <w:p>
+            <w:r>
+              <w:rPr>
+                <w:sz w:val="18"/>
+              </w:rPr>
+              <w:t>1422a33</w:t>
+            </w:r>
+          </w:p>
+        </w:tc>
+        <w:tc>
+          <w:tcPr>
+            <w:tcW w:type="dxa" w:w="6236"/>
+          </w:tcPr>
+          <w:p>
+            <w:r>
+              <w:rPr>
+                <w:sz w:val="18"/>
+              </w:rPr>
+              <w:t>feat: flare-ui コンポーネントライブラリ、型チェッカー改善</w:t>
+            </w:r>
+          </w:p>
+        </w:tc>
+      </w:tr>
+      <w:tr>
+        <w:tc>
+          <w:tcPr>
+            <w:tcW w:type="dxa" w:w="1134"/>
+          </w:tcPr>
+          <w:p>
+            <w:r>
+              <w:rPr>
+                <w:sz w:val="18"/>
+              </w:rPr>
+              <w:t>9f201b8</w:t>
+            </w:r>
+          </w:p>
+        </w:tc>
+        <w:tc>
+          <w:tcPr>
+            <w:tcW w:type="dxa" w:w="6236"/>
+          </w:tcPr>
+          <w:p>
+            <w:r>
+              <w:rPr>
+                <w:sz w:val="18"/>
+              </w:rPr>
+              <w:t>feat: ルーター、ストア、Generic型サポート追加</w:t>
+            </w:r>
+          </w:p>
+        </w:tc>
+      </w:tr>
+      <w:tr>
+        <w:tc>
+          <w:tcPr>
+            <w:tcW w:type="dxa" w:w="1134"/>
+          </w:tcPr>
+          <w:p>
+            <w:r>
+              <w:rPr>
+                <w:sz w:val="18"/>
+              </w:rPr>
+              <w:t>59eef42</w:t>
+            </w:r>
+          </w:p>
+        </w:tc>
+        <w:tc>
+          <w:tcPr>
+            <w:tcW w:type="dxa" w:w="6236"/>
+          </w:tcPr>
+          <w:p>
+            <w:r>
+              <w:rPr>
+                <w:sz w:val="18"/>
+              </w:rPr>
+              <w:t>fix: const/let宣言、sourcemap重複、import拡張子変換</w:t>
+            </w:r>
+          </w:p>
+        </w:tc>
+      </w:tr>
+      <w:tr>
+        <w:tc>
+          <w:tcPr>
+            <w:tcW w:type="dxa" w:w="1134"/>
+          </w:tcPr>
+          <w:p>
+            <w:r>
+              <w:rPr>
+                <w:sz w:val="18"/>
+              </w:rPr>
+              <w:t>a465f04</w:t>
+            </w:r>
+          </w:p>
+        </w:tc>
+        <w:tc>
+          <w:tcPr>
+            <w:tcW w:type="dxa" w:w="6236"/>
+          </w:tcPr>
+          <w:p>
+            <w:r>
+              <w:rPr>
+                <w:sz w:val="18"/>
+              </w:rPr>
+              <w:t>feat: VSCodeフォーム連携サポート</w:t>
+            </w:r>
+          </w:p>
+        </w:tc>
+      </w:tr>
+      <w:tr>
+        <w:tc>
+          <w:tcPr>
+            <w:tcW w:type="dxa" w:w="1134"/>
+          </w:tcPr>
+          <w:p>
+            <w:r>
+              <w:rPr>
+                <w:sz w:val="18"/>
+              </w:rPr>
+              <w:t>4b6adbf</w:t>
+            </w:r>
+          </w:p>
+        </w:tc>
+        <w:tc>
+          <w:tcPr>
+            <w:tcW w:type="dxa" w:w="6236"/>
+          </w:tcPr>
+          <w:p>
+            <w:r>
+              <w:rPr>
+                <w:sz w:val="18"/>
+              </w:rPr>
+              <w:t>feat: form-associated elements、slotサポート</w:t>
+            </w:r>
+          </w:p>
+        </w:tc>
+      </w:tr>
+      <w:tr>
+        <w:tc>
+          <w:tcPr>
+            <w:tcW w:type="dxa" w:w="1134"/>
+          </w:tcPr>
+          <w:p>
+            <w:r>
+              <w:rPr>
+                <w:sz w:val="18"/>
+              </w:rPr>
+              <w:t>17403c8</w:t>
+            </w:r>
+          </w:p>
+        </w:tc>
+        <w:tc>
+          <w:tcPr>
+            <w:tcW w:type="dxa" w:w="6236"/>
+          </w:tcPr>
+          <w:p>
+            <w:r>
+              <w:rPr>
+                <w:sz w:val="18"/>
+              </w:rPr>
+              <w:t>feat: vite-plugin-flare — Vite統合プラグイン</w:t>
+            </w:r>
+          </w:p>
+        </w:tc>
+      </w:tr>
+      <w:tr>
+        <w:tc>
+          <w:tcPr>
+            <w:tcW w:type="dxa" w:w="1134"/>
+          </w:tcPr>
+          <w:p>
+            <w:r>
+              <w:rPr>
+                <w:sz w:val="18"/>
+              </w:rPr>
+              <w:t>b7262d6</w:t>
+            </w:r>
+          </w:p>
+        </w:tc>
+        <w:tc>
+          <w:tcPr>
+            <w:tcW w:type="dxa" w:w="6236"/>
+          </w:tcPr>
+          <w:p>
+            <w:r>
+              <w:rPr>
+                <w:sz w:val="18"/>
+              </w:rPr>
+              <w:t>fix: ホバー情報改善、createSignal補完除去</w:t>
+            </w:r>
+          </w:p>
+        </w:tc>
+      </w:tr>
+      <w:tr>
+        <w:tc>
+          <w:tcPr>
+            <w:tcW w:type="dxa" w:w="1134"/>
+          </w:tcPr>
+          <w:p>
+            <w:r>
+              <w:rPr>
+                <w:sz w:val="18"/>
+              </w:rPr>
+              <w:t>210d38a</w:t>
+            </w:r>
+          </w:p>
+        </w:tc>
+        <w:tc>
+          <w:tcPr>
+            <w:tcW w:type="dxa" w:w="6236"/>
+          </w:tcPr>
+          <w:p>
+            <w:r>
+              <w:rPr>
+                <w:sz w:val="18"/>
+              </w:rPr>
+              <w:t>fix: VSCode構文ハイライト・イベントハンドラ改善</w:t>
+            </w:r>
+          </w:p>
+        </w:tc>
+      </w:tr>
+      <w:tr>
+        <w:tc>
+          <w:tcPr>
+            <w:tcW w:type="dxa" w:w="1134"/>
+          </w:tcPr>
+          <w:p>
+            <w:r>
+              <w:rPr>
+                <w:sz w:val="18"/>
+              </w:rPr>
+              <w:t>866722b</w:t>
+            </w:r>
+          </w:p>
+        </w:tc>
+        <w:tc>
+          <w:tcPr>
+            <w:tcW w:type="dxa" w:w="6236"/>
+          </w:tcPr>
+          <w:p>
+            <w:r>
+              <w:rPr>
+                <w:sz w:val="18"/>
+              </w:rPr>
+              <w:t>feat: import文出力、:class配列構文、自動インポート</w:t>
+            </w:r>
+          </w:p>
+        </w:tc>
+      </w:tr>
+      <w:tr>
+        <w:tc>
+          <w:tcPr>
+            <w:tcW w:type="dxa" w:w="1134"/>
+          </w:tcPr>
+          <w:p>
+            <w:r>
+              <w:rPr>
+                <w:sz w:val="18"/>
+              </w:rPr>
+              <w:t>3bc7c1b</w:t>
+            </w:r>
+          </w:p>
+        </w:tc>
+        <w:tc>
+          <w:tcPr>
+            <w:tcW w:type="dxa" w:w="6236"/>
+          </w:tcPr>
+          <w:p>
+            <w:r>
+              <w:rPr>
+                <w:sz w:val="18"/>
+              </w:rPr>
+              <w:t>feat: i18n メッセージカタログ、バンドル最適化、HMR</w:t>
+            </w:r>
+          </w:p>
+        </w:tc>
+      </w:tr>
+    </w:tbl>
+    <w:p/>
+    <w:p/>
+    <w:p>
+      <w:pPr>
+        <w:jc w:val="center"/>
+      </w:pPr>
+      <w:r>
+        <w:rPr>
+          <w:color w:val="666666"/>
+          <w:sz w:val="18"/>
+        </w:rPr>
+        <w:t>Generated by Flare Development Team</w:t>
+      </w:r>
+    </w:p>
     <w:sectPr>
       <w:pgSz w:w="12240" w:h="15840"/>
       <w:pgMar w:top="1417" w:right="1417" w:bottom="1417" w:left="1417" w:header="720" w:footer="720" w:gutter="0"/>
